--- a/Claude-VAI.docx
+++ b/Claude-VAI.docx
@@ -65,6 +65,38 @@
         <w:rPr>
           <w:sz w:val="22"/>
         </w:rPr>
+        <w:t xml:space="preserve">  Introduction and Background</w:t>
+      </w:r>
+    </w:p>
+    <w:p>
+      <w:r>
+        <w:rPr>
+          <w:sz w:val="22"/>
+        </w:rPr>
+        <w:t xml:space="preserve">  What You'll Get</w:t>
+      </w:r>
+    </w:p>
+    <w:p>
+      <w:r>
+        <w:rPr>
+          <w:sz w:val="22"/>
+        </w:rPr>
+        <w:t xml:space="preserve">  Deployment Modes</w:t>
+      </w:r>
+    </w:p>
+    <w:p>
+      <w:r>
+        <w:rPr>
+          <w:sz w:val="22"/>
+        </w:rPr>
+        <w:t xml:space="preserve">  Prerequisites and Deployment Paths</w:t>
+      </w:r>
+    </w:p>
+    <w:p>
+      <w:r>
+        <w:rPr>
+          <w:sz w:val="22"/>
+        </w:rPr>
         <w:t xml:space="preserve">  1.  The Orchestrator: deploy.sh</w:t>
       </w:r>
     </w:p>
@@ -145,7 +177,1285 @@
         <w:rPr>
           <w:sz w:val="22"/>
         </w:rPr>
+        <w:t xml:space="preserve">  11.  Access Tiers and Security Model</w:t>
+      </w:r>
+    </w:p>
+    <w:p>
+      <w:r>
+        <w:rPr>
+          <w:sz w:val="22"/>
+        </w:rPr>
+        <w:t xml:space="preserve">  12.  Validation and Regression Testing</w:t>
+      </w:r>
+    </w:p>
+    <w:p>
+      <w:r>
+        <w:rPr>
+          <w:sz w:val="22"/>
+        </w:rPr>
         <w:t xml:space="preserve">  A.  Complete Lifecycle Diagram</w:t>
+      </w:r>
+    </w:p>
+    <w:p>
+      <w:r>
+        <w:br w:type="page"/>
+      </w:r>
+    </w:p>
+    <w:p>
+      <w:pPr>
+        <w:pStyle w:val="Heading1"/>
+      </w:pPr>
+      <w:r>
+        <w:t>Introduction and Background</w:t>
+      </w:r>
+    </w:p>
+    <w:p>
+      <w:r>
+        <w:t>This document is a full deployment and operations walkthrough for Claude Code on GCP via Vertex AI — a production-quality reference architecture and deployment kit for running Claude Code on Google Cloud with all model inference routed through Vertex AI.</w:t>
+      </w:r>
+    </w:p>
+    <w:p>
+      <w:r>
+        <w:t>No traffic to api.anthropic.com. Google identity everywhere. Near-zero cost when idle. Built for teams whose security reviewers will actually read the diagram.</w:t>
+      </w:r>
+    </w:p>
+    <w:p>
+      <w:pPr>
+        <w:pStyle w:val="Heading2"/>
+      </w:pPr>
+      <w:r>
+        <w:t>Disclaimer</w:t>
+      </w:r>
+    </w:p>
+    <w:p>
+      <w:r>
+        <w:t>This repository is a reference architecture, not a supported product of Google LLC, Anthropic PBC, or any affiliated entity. It is released under Apache 2.0 and is provided strictly as-is, with no warranty of any kind, express or implied.</w:t>
+      </w:r>
+    </w:p>
+    <w:p>
+      <w:r>
+        <w:t>You are responsible for reviewing, adapting, and testing every component before running it against a production Google Cloud project. The operational, security, compliance, and cost consequences of any deployment are yours to evaluate and own.</w:t>
+      </w:r>
+    </w:p>
+    <w:p>
+      <w:r>
+        <w:rPr>
+          <w:b/>
+        </w:rPr>
+        <w:t>Use at your own risk — this is a map, not the territory.</w:t>
+      </w:r>
+    </w:p>
+    <w:p>
+      <w:pPr>
+        <w:pStyle w:val="Heading1"/>
+      </w:pPr>
+      <w:r>
+        <w:t>What You'll Get</w:t>
+      </w:r>
+    </w:p>
+    <w:p>
+      <w:r>
+        <w:t>When deployment completes, your GCP project will contain the following components:</w:t>
+      </w:r>
+    </w:p>
+    <w:tbl>
+      <w:tblPr>
+        <w:tblStyle w:val="TableGrid"/>
+        <w:tblW w:type="auto" w:w="0"/>
+        <w:jc w:val="left"/>
+        <w:tblLook w:firstColumn="1" w:firstRow="1" w:lastColumn="0" w:lastRow="0" w:noHBand="0" w:noVBand="1" w:val="04A0"/>
+      </w:tblPr>
+      <w:tblGrid>
+        <w:gridCol w:w="2880"/>
+        <w:gridCol w:w="2880"/>
+        <w:gridCol w:w="2880"/>
+      </w:tblGrid>
+      <w:tr>
+        <w:tc>
+          <w:tcPr>
+            <w:tcW w:type="dxa" w:w="2880"/>
+            <w:shd w:fill="1a73e8" w:val="clear"/>
+          </w:tcPr>
+          <w:p>
+            <w:pPr>
+              <w:jc w:val="left"/>
+            </w:pPr>
+            <w:r/>
+            <w:r>
+              <w:rPr>
+                <w:b/>
+                <w:color w:val="FFFFFF"/>
+                <w:sz w:val="18"/>
+              </w:rPr>
+              <w:t>Component</w:t>
+            </w:r>
+          </w:p>
+        </w:tc>
+        <w:tc>
+          <w:tcPr>
+            <w:tcW w:type="dxa" w:w="2880"/>
+            <w:shd w:fill="1a73e8" w:val="clear"/>
+          </w:tcPr>
+          <w:p>
+            <w:pPr>
+              <w:jc w:val="left"/>
+            </w:pPr>
+            <w:r/>
+            <w:r>
+              <w:rPr>
+                <w:b/>
+                <w:color w:val="FFFFFF"/>
+                <w:sz w:val="18"/>
+              </w:rPr>
+              <w:t>What It Is</w:t>
+            </w:r>
+          </w:p>
+        </w:tc>
+        <w:tc>
+          <w:tcPr>
+            <w:tcW w:type="dxa" w:w="2880"/>
+            <w:shd w:fill="1a73e8" w:val="clear"/>
+          </w:tcPr>
+          <w:p>
+            <w:pPr>
+              <w:jc w:val="left"/>
+            </w:pPr>
+            <w:r/>
+            <w:r>
+              <w:rPr>
+                <w:b/>
+                <w:color w:val="FFFFFF"/>
+                <w:sz w:val="18"/>
+              </w:rPr>
+              <w:t>Why It Exists</w:t>
+            </w:r>
+          </w:p>
+        </w:tc>
+      </w:tr>
+      <w:tr>
+        <w:tc>
+          <w:tcPr>
+            <w:tcW w:type="dxa" w:w="2880"/>
+          </w:tcPr>
+          <w:p>
+            <w:r/>
+            <w:r>
+              <w:rPr>
+                <w:sz w:val="18"/>
+              </w:rPr>
+              <w:t>LLM Gateway</w:t>
+            </w:r>
+          </w:p>
+        </w:tc>
+        <w:tc>
+          <w:tcPr>
+            <w:tcW w:type="dxa" w:w="2880"/>
+          </w:tcPr>
+          <w:p>
+            <w:r/>
+            <w:r>
+              <w:rPr>
+                <w:sz w:val="18"/>
+              </w:rPr>
+              <w:t>Cloud Run service — tiny FastAPI reverse proxy</w:t>
+            </w:r>
+          </w:p>
+        </w:tc>
+        <w:tc>
+          <w:tcPr>
+            <w:tcW w:type="dxa" w:w="2880"/>
+          </w:tcPr>
+          <w:p>
+            <w:r/>
+            <w:r>
+              <w:rPr>
+                <w:sz w:val="18"/>
+              </w:rPr>
+              <w:t>Single point for auth, logging, and header sanitation in front of Vertex AI</w:t>
+            </w:r>
+          </w:p>
+        </w:tc>
+      </w:tr>
+      <w:tr>
+        <w:tc>
+          <w:tcPr>
+            <w:tcW w:type="dxa" w:w="2880"/>
+            <w:shd w:fill="f0f4ff" w:val="clear"/>
+          </w:tcPr>
+          <w:p>
+            <w:r/>
+            <w:r>
+              <w:rPr>
+                <w:sz w:val="18"/>
+              </w:rPr>
+              <w:t>MCP Gateway</w:t>
+            </w:r>
+          </w:p>
+        </w:tc>
+        <w:tc>
+          <w:tcPr>
+            <w:tcW w:type="dxa" w:w="2880"/>
+            <w:shd w:fill="f0f4ff" w:val="clear"/>
+          </w:tcPr>
+          <w:p>
+            <w:r/>
+            <w:r>
+              <w:rPr>
+                <w:sz w:val="18"/>
+              </w:rPr>
+              <w:t>Cloud Run service — FastMCP over Streamable HTTP</w:t>
+            </w:r>
+          </w:p>
+        </w:tc>
+        <w:tc>
+          <w:tcPr>
+            <w:tcW w:type="dxa" w:w="2880"/>
+            <w:shd w:fill="f0f4ff" w:val="clear"/>
+          </w:tcPr>
+          <w:p>
+            <w:r/>
+            <w:r>
+              <w:rPr>
+                <w:sz w:val="18"/>
+              </w:rPr>
+              <w:t>Place to host your organization's custom MCP tools</w:t>
+            </w:r>
+          </w:p>
+        </w:tc>
+      </w:tr>
+      <w:tr>
+        <w:tc>
+          <w:tcPr>
+            <w:tcW w:type="dxa" w:w="2880"/>
+          </w:tcPr>
+          <w:p>
+            <w:r/>
+            <w:r>
+              <w:rPr>
+                <w:sz w:val="18"/>
+              </w:rPr>
+              <w:t>Dev Portal</w:t>
+            </w:r>
+          </w:p>
+        </w:tc>
+        <w:tc>
+          <w:tcPr>
+            <w:tcW w:type="dxa" w:w="2880"/>
+          </w:tcPr>
+          <w:p>
+            <w:r/>
+            <w:r>
+              <w:rPr>
+                <w:sz w:val="18"/>
+              </w:rPr>
+              <w:t>Cloud Run static site</w:t>
+            </w:r>
+          </w:p>
+        </w:tc>
+        <w:tc>
+          <w:tcPr>
+            <w:tcW w:type="dxa" w:w="2880"/>
+          </w:tcPr>
+          <w:p>
+            <w:r/>
+            <w:r>
+              <w:rPr>
+                <w:sz w:val="18"/>
+              </w:rPr>
+              <w:t>Self-service setup instructions for developers (IAP-protected in GLB mode, Cloud Run IAM in standard mode)</w:t>
+            </w:r>
+          </w:p>
+        </w:tc>
+      </w:tr>
+      <w:tr>
+        <w:tc>
+          <w:tcPr>
+            <w:tcW w:type="dxa" w:w="2880"/>
+            <w:shd w:fill="f0f4ff" w:val="clear"/>
+          </w:tcPr>
+          <w:p>
+            <w:r/>
+            <w:r>
+              <w:rPr>
+                <w:sz w:val="18"/>
+              </w:rPr>
+              <w:t>Dev VM (optional)</w:t>
+            </w:r>
+          </w:p>
+        </w:tc>
+        <w:tc>
+          <w:tcPr>
+            <w:tcW w:type="dxa" w:w="2880"/>
+            <w:shd w:fill="f0f4ff" w:val="clear"/>
+          </w:tcPr>
+          <w:p>
+            <w:r/>
+            <w:r>
+              <w:rPr>
+                <w:sz w:val="18"/>
+              </w:rPr>
+              <w:t>GCE VM with VS Code Server, accessed via IAP</w:t>
+            </w:r>
+          </w:p>
+        </w:tc>
+        <w:tc>
+          <w:tcPr>
+            <w:tcW w:type="dxa" w:w="2880"/>
+            <w:shd w:fill="f0f4ff" w:val="clear"/>
+          </w:tcPr>
+          <w:p>
+            <w:r/>
+            <w:r>
+              <w:rPr>
+                <w:sz w:val="18"/>
+              </w:rPr>
+              <w:t>Cloud dev environment for teams that don't want local installs</w:t>
+            </w:r>
+          </w:p>
+        </w:tc>
+      </w:tr>
+      <w:tr>
+        <w:tc>
+          <w:tcPr>
+            <w:tcW w:type="dxa" w:w="2880"/>
+          </w:tcPr>
+          <w:p>
+            <w:r/>
+            <w:r>
+              <w:rPr>
+                <w:sz w:val="18"/>
+              </w:rPr>
+              <w:t>Observability</w:t>
+            </w:r>
+          </w:p>
+        </w:tc>
+        <w:tc>
+          <w:tcPr>
+            <w:tcW w:type="dxa" w:w="2880"/>
+          </w:tcPr>
+          <w:p>
+            <w:r/>
+            <w:r>
+              <w:rPr>
+                <w:sz w:val="18"/>
+              </w:rPr>
+              <w:t>Log sink to BigQuery + built-in admin dashboard</w:t>
+            </w:r>
+          </w:p>
+        </w:tc>
+        <w:tc>
+          <w:tcPr>
+            <w:tcW w:type="dxa" w:w="2880"/>
+          </w:tcPr>
+          <w:p>
+            <w:r/>
+            <w:r>
+              <w:rPr>
+                <w:sz w:val="18"/>
+              </w:rPr>
+              <w:t>Admin dashboard: who is using Claude, how much, errors, top models</w:t>
+            </w:r>
+          </w:p>
+        </w:tc>
+      </w:tr>
+    </w:tbl>
+    <w:p/>
+    <w:p>
+      <w:pPr>
+        <w:pStyle w:val="Heading2"/>
+      </w:pPr>
+      <w:r>
+        <w:t>Authentication Model</w:t>
+      </w:r>
+    </w:p>
+    <w:p>
+      <w:r>
+        <w:t>In standard mode, the LLM and MCP gateways use app-level token validation (token_validation.py middleware) that accepts both OAuth2 access tokens and OIDC identity tokens. Cloud Run's built-in invoker IAM check is disabled (--no-invoker-iam-check) because Claude Code sends access tokens, which Cloud Run IAM rejects. An ALLOWED_PRINCIPALS allowlist controls who can call the gateways.</w:t>
+      </w:r>
+    </w:p>
+    <w:p>
+      <w:pPr>
+        <w:pStyle w:val="Heading1"/>
+      </w:pPr>
+      <w:r>
+        <w:t>Deployment Modes</w:t>
+      </w:r>
+    </w:p>
+    <w:p>
+      <w:r>
+        <w:t>The deployment kit supports three mutually exclusive ingress modes. Each mode is a single deploy.sh prompt — no manual Cloud Run configuration needed.</w:t>
+      </w:r>
+    </w:p>
+    <w:p>
+      <w:pPr>
+        <w:pStyle w:val="Heading2"/>
+      </w:pPr>
+      <w:r>
+        <w:t>Standard Mode (default)</w:t>
+      </w:r>
+    </w:p>
+    <w:p>
+      <w:r>
+        <w:t>Cloud Run services use --ingress all so developer laptops can reach them directly. The token_validation.py middleware is the security boundary. This is the simplest mode and suitable for initial deployments and small teams.</w:t>
+      </w:r>
+    </w:p>
+    <w:p>
+      <w:pPr>
+        <w:pStyle w:val="Heading2"/>
+      </w:pPr>
+      <w:r>
+        <w:t>GLB Mode (optional)</w:t>
+      </w:r>
+    </w:p>
+    <w:p>
+      <w:r>
+        <w:t>A Global HTTP(S) Load Balancer sits in front of all services. Ingress is internal-and-cloud-load-balancing; the GLB is the only entry point. Gateways use the same app-level token validation as standard mode; portal and dashboard use IAP for browser auth. Requires a DNS domain for managed certificates.</w:t>
+      </w:r>
+    </w:p>
+    <w:p>
+      <w:pPr>
+        <w:spacing w:before="0" w:after="0"/>
+        <w:ind w:left="850"/>
+        <w:jc w:val="left"/>
+      </w:pPr>
+      <w:r>
+        <w:rPr>
+          <w:rFonts w:ascii="Consolas" w:hAnsi="Consolas"/>
+          <w:color w:val="333333"/>
+          <w:sz w:val="18"/>
+        </w:rPr>
+        <w:t>Developer laptop --(HTTPS + access token)--&gt; GLB --&gt; Cloud Run (internal + GLB)</w:t>
+      </w:r>
+    </w:p>
+    <w:p>
+      <w:pPr>
+        <w:spacing w:before="0" w:after="0"/>
+        <w:ind w:left="850"/>
+        <w:jc w:val="left"/>
+      </w:pPr>
+      <w:r>
+        <w:rPr>
+          <w:rFonts w:ascii="Consolas" w:hAnsi="Consolas"/>
+          <w:color w:val="333333"/>
+          <w:sz w:val="18"/>
+        </w:rPr>
+        <w:t xml:space="preserve">                 --(browser + IAP SSO)------&gt; GLB --&gt; Cloud Run (IAP-protected)</w:t>
+      </w:r>
+    </w:p>
+    <w:p>
+      <w:pPr>
+        <w:pStyle w:val="Heading2"/>
+      </w:pPr>
+      <w:r>
+        <w:t>VPC Internal Mode (optional, mutually exclusive with GLB)</w:t>
+      </w:r>
+    </w:p>
+    <w:p>
+      <w:r>
+        <w:t>All Cloud Run services use --ingress internal — they are only reachable from within the VPC. Developers access services through the dev VM, which is inside the VPC and accessed via IAP SSH tunneling (gcloud compute ssh --tunnel-through-iap). No VPN is required — IAP provides secure access.</w:t>
+      </w:r>
+    </w:p>
+    <w:p>
+      <w:pPr>
+        <w:spacing w:before="0" w:after="0"/>
+        <w:ind w:left="850"/>
+        <w:jc w:val="left"/>
+      </w:pPr>
+      <w:r>
+        <w:rPr>
+          <w:rFonts w:ascii="Consolas" w:hAnsi="Consolas"/>
+          <w:color w:val="333333"/>
+          <w:sz w:val="18"/>
+        </w:rPr>
+        <w:t>Developer laptop --(IAP SSH tunnel)--&gt; Dev VM (inside VPC) --&gt; Cloud Run (internal)</w:t>
+      </w:r>
+    </w:p>
+    <w:p>
+      <w:r>
+        <w:t>When VPC-internal mode is selected, deploy.sh recommends enabling the dev VM since it is the primary access path. developer-setup.sh detects unreachable services and skips the smoke test with IAP-based remediation guidance.</w:t>
+      </w:r>
+    </w:p>
+    <w:p>
+      <w:pPr>
+        <w:pStyle w:val="Heading2"/>
+      </w:pPr>
+      <w:r>
+        <w:t>Access Tiers (IAP-based, no VPN required)</w:t>
+      </w:r>
+    </w:p>
+    <w:p>
+      <w:r>
+        <w:t>Both restricted-ingress modes use IAP as the access mechanism:</w:t>
+      </w:r>
+    </w:p>
+    <w:tbl>
+      <w:tblPr>
+        <w:tblStyle w:val="TableGrid"/>
+        <w:tblW w:type="auto" w:w="0"/>
+        <w:jc w:val="left"/>
+        <w:tblLook w:firstColumn="1" w:firstRow="1" w:lastColumn="0" w:lastRow="0" w:noHBand="0" w:noVBand="1" w:val="04A0"/>
+      </w:tblPr>
+      <w:tblGrid>
+        <w:gridCol w:w="2160"/>
+        <w:gridCol w:w="2160"/>
+        <w:gridCol w:w="2160"/>
+        <w:gridCol w:w="2160"/>
+      </w:tblGrid>
+      <w:tr>
+        <w:tc>
+          <w:tcPr>
+            <w:tcW w:type="dxa" w:w="2160"/>
+            <w:shd w:fill="1a73e8" w:val="clear"/>
+          </w:tcPr>
+          <w:p>
+            <w:pPr>
+              <w:jc w:val="left"/>
+            </w:pPr>
+            <w:r/>
+            <w:r>
+              <w:rPr>
+                <w:b/>
+                <w:color w:val="FFFFFF"/>
+                <w:sz w:val="18"/>
+              </w:rPr>
+              <w:t>Tier</w:t>
+            </w:r>
+          </w:p>
+        </w:tc>
+        <w:tc>
+          <w:tcPr>
+            <w:tcW w:type="dxa" w:w="2160"/>
+            <w:shd w:fill="1a73e8" w:val="clear"/>
+          </w:tcPr>
+          <w:p>
+            <w:pPr>
+              <w:jc w:val="left"/>
+            </w:pPr>
+            <w:r/>
+            <w:r>
+              <w:rPr>
+                <w:b/>
+                <w:color w:val="FFFFFF"/>
+                <w:sz w:val="18"/>
+              </w:rPr>
+              <w:t>Mode</w:t>
+            </w:r>
+          </w:p>
+        </w:tc>
+        <w:tc>
+          <w:tcPr>
+            <w:tcW w:type="dxa" w:w="2160"/>
+            <w:shd w:fill="1a73e8" w:val="clear"/>
+          </w:tcPr>
+          <w:p>
+            <w:pPr>
+              <w:jc w:val="left"/>
+            </w:pPr>
+            <w:r/>
+            <w:r>
+              <w:rPr>
+                <w:b/>
+                <w:color w:val="FFFFFF"/>
+                <w:sz w:val="18"/>
+              </w:rPr>
+              <w:t>Access Path</w:t>
+            </w:r>
+          </w:p>
+        </w:tc>
+        <w:tc>
+          <w:tcPr>
+            <w:tcW w:type="dxa" w:w="2160"/>
+            <w:shd w:fill="1a73e8" w:val="clear"/>
+          </w:tcPr>
+          <w:p>
+            <w:pPr>
+              <w:jc w:val="left"/>
+            </w:pPr>
+            <w:r/>
+            <w:r>
+              <w:rPr>
+                <w:b/>
+                <w:color w:val="FFFFFF"/>
+                <w:sz w:val="18"/>
+              </w:rPr>
+              <w:t>Best For</w:t>
+            </w:r>
+          </w:p>
+        </w:tc>
+      </w:tr>
+      <w:tr>
+        <w:tc>
+          <w:tcPr>
+            <w:tcW w:type="dxa" w:w="2160"/>
+          </w:tcPr>
+          <w:p>
+            <w:r/>
+            <w:r>
+              <w:rPr>
+                <w:sz w:val="18"/>
+              </w:rPr>
+              <w:t>Tier 1</w:t>
+            </w:r>
+          </w:p>
+        </w:tc>
+        <w:tc>
+          <w:tcPr>
+            <w:tcW w:type="dxa" w:w="2160"/>
+          </w:tcPr>
+          <w:p>
+            <w:r/>
+            <w:r>
+              <w:rPr>
+                <w:sz w:val="18"/>
+              </w:rPr>
+              <w:t>GLB + IAP</w:t>
+            </w:r>
+          </w:p>
+        </w:tc>
+        <w:tc>
+          <w:tcPr>
+            <w:tcW w:type="dxa" w:w="2160"/>
+          </w:tcPr>
+          <w:p>
+            <w:r/>
+            <w:r>
+              <w:rPr>
+                <w:sz w:val="18"/>
+              </w:rPr>
+              <w:t>GLB fronts all services. IAP for browsers, token validation for APIs.</w:t>
+            </w:r>
+          </w:p>
+        </w:tc>
+        <w:tc>
+          <w:tcPr>
+            <w:tcW w:type="dxa" w:w="2160"/>
+          </w:tcPr>
+          <w:p>
+            <w:r/>
+            <w:r>
+              <w:rPr>
+                <w:sz w:val="18"/>
+              </w:rPr>
+              <w:t>Production deployments with custom domains</w:t>
+            </w:r>
+          </w:p>
+        </w:tc>
+      </w:tr>
+      <w:tr>
+        <w:tc>
+          <w:tcPr>
+            <w:tcW w:type="dxa" w:w="2160"/>
+            <w:shd w:fill="f0f4ff" w:val="clear"/>
+          </w:tcPr>
+          <w:p>
+            <w:r/>
+            <w:r>
+              <w:rPr>
+                <w:sz w:val="18"/>
+              </w:rPr>
+              <w:t>Tier 2</w:t>
+            </w:r>
+          </w:p>
+        </w:tc>
+        <w:tc>
+          <w:tcPr>
+            <w:tcW w:type="dxa" w:w="2160"/>
+            <w:shd w:fill="f0f4ff" w:val="clear"/>
+          </w:tcPr>
+          <w:p>
+            <w:r/>
+            <w:r>
+              <w:rPr>
+                <w:sz w:val="18"/>
+              </w:rPr>
+              <w:t>Dev VM + IAP SSH</w:t>
+            </w:r>
+          </w:p>
+        </w:tc>
+        <w:tc>
+          <w:tcPr>
+            <w:tcW w:type="dxa" w:w="2160"/>
+            <w:shd w:fill="f0f4ff" w:val="clear"/>
+          </w:tcPr>
+          <w:p>
+            <w:r/>
+            <w:r>
+              <w:rPr>
+                <w:sz w:val="18"/>
+              </w:rPr>
+              <w:t>No GLB. Cloud Run uses --ingress internal. SSH to dev VM via IAP.</w:t>
+            </w:r>
+          </w:p>
+        </w:tc>
+        <w:tc>
+          <w:tcPr>
+            <w:tcW w:type="dxa" w:w="2160"/>
+            <w:shd w:fill="f0f4ff" w:val="clear"/>
+          </w:tcPr>
+          <w:p>
+            <w:r/>
+            <w:r>
+              <w:rPr>
+                <w:sz w:val="18"/>
+              </w:rPr>
+              <w:t>Development/budget deployments</w:t>
+            </w:r>
+          </w:p>
+        </w:tc>
+      </w:tr>
+    </w:tbl>
+    <w:p>
+      <w:r>
+        <w:br w:type="page"/>
+      </w:r>
+    </w:p>
+    <w:p>
+      <w:pPr>
+        <w:pStyle w:val="Heading1"/>
+      </w:pPr>
+      <w:r>
+        <w:t>Prerequisites and Deployment Paths</w:t>
+      </w:r>
+    </w:p>
+    <w:p>
+      <w:pPr>
+        <w:pStyle w:val="Heading2"/>
+      </w:pPr>
+      <w:r>
+        <w:t>Prerequisites</w:t>
+      </w:r>
+    </w:p>
+    <w:p>
+      <w:r>
+        <w:t>Before you deploy, you need:</w:t>
+      </w:r>
+    </w:p>
+    <w:p>
+      <w:pPr>
+        <w:pStyle w:val="ListBullet"/>
+      </w:pPr>
+      <w:r>
+        <w:t>A Google Cloud project where you have the Owner or Editor role.</w:t>
+      </w:r>
+    </w:p>
+    <w:p>
+      <w:pPr>
+        <w:pStyle w:val="ListBullet"/>
+      </w:pPr>
+      <w:r>
+        <w:t>A billing account linked to that project. Running this costs roughly $0-5/month when idle.</w:t>
+      </w:r>
+    </w:p>
+    <w:p>
+      <w:pPr>
+        <w:pStyle w:val="ListBullet"/>
+      </w:pPr>
+      <w:r>
+        <w:t>Access to the Anthropic Claude models on Vertex AI. Open the Vertex AI Model Garden, search for Claude, and enable the models you want (Opus 4.6, Sonnet 4.6, Haiku 4.5 are defaults).</w:t>
+      </w:r>
+    </w:p>
+    <w:p>
+      <w:pPr>
+        <w:pStyle w:val="ListBullet"/>
+      </w:pPr>
+      <w:r>
+        <w:t>A local machine with gcloud CLI installed and logged in, and git installed. For the Terraform path: terraform &gt;= 1.6. For the notebook path: just a browser.</w:t>
+      </w:r>
+    </w:p>
+    <w:p>
+      <w:pPr>
+        <w:pStyle w:val="Heading2"/>
+      </w:pPr>
+      <w:r>
+        <w:t>Four Ways to Deploy</w:t>
+      </w:r>
+    </w:p>
+    <w:p>
+      <w:r>
+        <w:t>Pick whichever matches your comfort level. All four end up with the same resources.</w:t>
+      </w:r>
+    </w:p>
+    <w:tbl>
+      <w:tblPr>
+        <w:tblStyle w:val="TableGrid"/>
+        <w:tblW w:type="auto" w:w="0"/>
+        <w:jc w:val="left"/>
+        <w:tblLook w:firstColumn="1" w:firstRow="1" w:lastColumn="0" w:lastRow="0" w:noHBand="0" w:noVBand="1" w:val="04A0"/>
+      </w:tblPr>
+      <w:tblGrid>
+        <w:gridCol w:w="2880"/>
+        <w:gridCol w:w="2880"/>
+        <w:gridCol w:w="2880"/>
+      </w:tblGrid>
+      <w:tr>
+        <w:tc>
+          <w:tcPr>
+            <w:tcW w:type="dxa" w:w="2880"/>
+            <w:shd w:fill="1a73e8" w:val="clear"/>
+          </w:tcPr>
+          <w:p>
+            <w:pPr>
+              <w:jc w:val="left"/>
+            </w:pPr>
+            <w:r/>
+            <w:r>
+              <w:rPr>
+                <w:b/>
+                <w:color w:val="FFFFFF"/>
+                <w:sz w:val="18"/>
+              </w:rPr>
+              <w:t>Path</w:t>
+            </w:r>
+          </w:p>
+        </w:tc>
+        <w:tc>
+          <w:tcPr>
+            <w:tcW w:type="dxa" w:w="2880"/>
+            <w:shd w:fill="1a73e8" w:val="clear"/>
+          </w:tcPr>
+          <w:p>
+            <w:pPr>
+              <w:jc w:val="left"/>
+            </w:pPr>
+            <w:r/>
+            <w:r>
+              <w:rPr>
+                <w:b/>
+                <w:color w:val="FFFFFF"/>
+                <w:sz w:val="18"/>
+              </w:rPr>
+              <w:t>Method</w:t>
+            </w:r>
+          </w:p>
+        </w:tc>
+        <w:tc>
+          <w:tcPr>
+            <w:tcW w:type="dxa" w:w="2880"/>
+            <w:shd w:fill="1a73e8" w:val="clear"/>
+          </w:tcPr>
+          <w:p>
+            <w:pPr>
+              <w:jc w:val="left"/>
+            </w:pPr>
+            <w:r/>
+            <w:r>
+              <w:rPr>
+                <w:b/>
+                <w:color w:val="FFFFFF"/>
+                <w:sz w:val="18"/>
+              </w:rPr>
+              <w:t>Best For</w:t>
+            </w:r>
+          </w:p>
+        </w:tc>
+      </w:tr>
+      <w:tr>
+        <w:tc>
+          <w:tcPr>
+            <w:tcW w:type="dxa" w:w="2880"/>
+          </w:tcPr>
+          <w:p>
+            <w:r/>
+            <w:r>
+              <w:rPr>
+                <w:sz w:val="18"/>
+              </w:rPr>
+              <w:t>1. curl-to-bash</w:t>
+            </w:r>
+          </w:p>
+        </w:tc>
+        <w:tc>
+          <w:tcPr>
+            <w:tcW w:type="dxa" w:w="2880"/>
+          </w:tcPr>
+          <w:p>
+            <w:r/>
+            <w:r>
+              <w:rPr>
+                <w:sz w:val="18"/>
+              </w:rPr>
+              <w:t>curl -fsSL &lt;deploy-url&gt; | bash</w:t>
+            </w:r>
+          </w:p>
+        </w:tc>
+        <w:tc>
+          <w:tcPr>
+            <w:tcW w:type="dxa" w:w="2880"/>
+          </w:tcPr>
+          <w:p>
+            <w:r/>
+            <w:r>
+              <w:rPr>
+                <w:sz w:val="18"/>
+              </w:rPr>
+              <w:t>Fastest way to kick the tires; script clones repo into a temp dir</w:t>
+            </w:r>
+          </w:p>
+        </w:tc>
+      </w:tr>
+      <w:tr>
+        <w:tc>
+          <w:tcPr>
+            <w:tcW w:type="dxa" w:w="2880"/>
+            <w:shd w:fill="f0f4ff" w:val="clear"/>
+          </w:tcPr>
+          <w:p>
+            <w:r/>
+            <w:r>
+              <w:rPr>
+                <w:sz w:val="18"/>
+              </w:rPr>
+              <w:t>2. Git clone + script (recommended)</w:t>
+            </w:r>
+          </w:p>
+        </w:tc>
+        <w:tc>
+          <w:tcPr>
+            <w:tcW w:type="dxa" w:w="2880"/>
+            <w:shd w:fill="f0f4ff" w:val="clear"/>
+          </w:tcPr>
+          <w:p>
+            <w:r/>
+            <w:r>
+              <w:rPr>
+                <w:sz w:val="18"/>
+              </w:rPr>
+              <w:t>git clone &lt;repo&gt; &amp;&amp; cd scripts &amp;&amp; ./deploy.sh</w:t>
+            </w:r>
+          </w:p>
+        </w:tc>
+        <w:tc>
+          <w:tcPr>
+            <w:tcW w:type="dxa" w:w="2880"/>
+            <w:shd w:fill="f0f4ff" w:val="clear"/>
+          </w:tcPr>
+          <w:p>
+            <w:r/>
+            <w:r>
+              <w:rPr>
+                <w:sz w:val="18"/>
+              </w:rPr>
+              <w:t>Keep a local copy you can inspect, modify, and re-run</w:t>
+            </w:r>
+          </w:p>
+        </w:tc>
+      </w:tr>
+      <w:tr>
+        <w:tc>
+          <w:tcPr>
+            <w:tcW w:type="dxa" w:w="2880"/>
+          </w:tcPr>
+          <w:p>
+            <w:r/>
+            <w:r>
+              <w:rPr>
+                <w:sz w:val="18"/>
+              </w:rPr>
+              <w:t>3. Terraform</w:t>
+            </w:r>
+          </w:p>
+        </w:tc>
+        <w:tc>
+          <w:tcPr>
+            <w:tcW w:type="dxa" w:w="2880"/>
+          </w:tcPr>
+          <w:p>
+            <w:r/>
+            <w:r>
+              <w:rPr>
+                <w:sz w:val="18"/>
+              </w:rPr>
+              <w:t>terraform init &amp;&amp; terraform apply (two-phase)</w:t>
+            </w:r>
+          </w:p>
+        </w:tc>
+        <w:tc>
+          <w:tcPr>
+            <w:tcW w:type="dxa" w:w="2880"/>
+          </w:tcPr>
+          <w:p>
+            <w:r/>
+            <w:r>
+              <w:rPr>
+                <w:sz w:val="18"/>
+              </w:rPr>
+              <w:t>Teams that already use IaC; TF modules mirror config.yaml toggles</w:t>
+            </w:r>
+          </w:p>
+        </w:tc>
+      </w:tr>
+      <w:tr>
+        <w:tc>
+          <w:tcPr>
+            <w:tcW w:type="dxa" w:w="2880"/>
+            <w:shd w:fill="f0f4ff" w:val="clear"/>
+          </w:tcPr>
+          <w:p>
+            <w:r/>
+            <w:r>
+              <w:rPr>
+                <w:sz w:val="18"/>
+              </w:rPr>
+              <w:t>4. Notebook (Colab / Vertex Workbench)</w:t>
+            </w:r>
+          </w:p>
+        </w:tc>
+        <w:tc>
+          <w:tcPr>
+            <w:tcW w:type="dxa" w:w="2880"/>
+            <w:shd w:fill="f0f4ff" w:val="clear"/>
+          </w:tcPr>
+          <w:p>
+            <w:r/>
+            <w:r>
+              <w:rPr>
+                <w:sz w:val="18"/>
+              </w:rPr>
+              <w:t>Open deploy.ipynb and step through cells</w:t>
+            </w:r>
+          </w:p>
+        </w:tc>
+        <w:tc>
+          <w:tcPr>
+            <w:tcW w:type="dxa" w:w="2880"/>
+            <w:shd w:fill="f0f4ff" w:val="clear"/>
+          </w:tcPr>
+          <w:p>
+            <w:r/>
+            <w:r>
+              <w:rPr>
+                <w:sz w:val="18"/>
+              </w:rPr>
+              <w:t>See each step and its output without installing anything locally</w:t>
+            </w:r>
+          </w:p>
+        </w:tc>
+      </w:tr>
+    </w:tbl>
+    <w:p>
+      <w:pPr>
+        <w:pStyle w:val="Heading2"/>
+      </w:pPr>
+      <w:r>
+        <w:t>Cost Summary</w:t>
+      </w:r>
+    </w:p>
+    <w:p>
+      <w:r>
+        <w:t>Idle is the common case. Typical monthly costs:</w:t>
+      </w:r>
+    </w:p>
+    <w:tbl>
+      <w:tblPr>
+        <w:tblStyle w:val="TableGrid"/>
+        <w:tblW w:type="auto" w:w="0"/>
+        <w:jc w:val="left"/>
+        <w:tblLook w:firstColumn="1" w:firstRow="1" w:lastColumn="0" w:lastRow="0" w:noHBand="0" w:noVBand="1" w:val="04A0"/>
+      </w:tblPr>
+      <w:tblGrid>
+        <w:gridCol w:w="4320"/>
+        <w:gridCol w:w="4320"/>
+      </w:tblGrid>
+      <w:tr>
+        <w:tc>
+          <w:tcPr>
+            <w:tcW w:type="dxa" w:w="4320"/>
+            <w:shd w:fill="1a73e8" w:val="clear"/>
+          </w:tcPr>
+          <w:p>
+            <w:pPr>
+              <w:jc w:val="left"/>
+            </w:pPr>
+            <w:r/>
+            <w:r>
+              <w:rPr>
+                <w:b/>
+                <w:color w:val="FFFFFF"/>
+                <w:sz w:val="18"/>
+              </w:rPr>
+              <w:t>Configuration</w:t>
+            </w:r>
+          </w:p>
+        </w:tc>
+        <w:tc>
+          <w:tcPr>
+            <w:tcW w:type="dxa" w:w="4320"/>
+            <w:shd w:fill="1a73e8" w:val="clear"/>
+          </w:tcPr>
+          <w:p>
+            <w:pPr>
+              <w:jc w:val="left"/>
+            </w:pPr>
+            <w:r/>
+            <w:r>
+              <w:rPr>
+                <w:b/>
+                <w:color w:val="FFFFFF"/>
+                <w:sz w:val="18"/>
+              </w:rPr>
+              <w:t>Estimated Cost</w:t>
+            </w:r>
+          </w:p>
+        </w:tc>
+      </w:tr>
+      <w:tr>
+        <w:tc>
+          <w:tcPr>
+            <w:tcW w:type="dxa" w:w="4320"/>
+          </w:tcPr>
+          <w:p>
+            <w:r/>
+            <w:r>
+              <w:rPr>
+                <w:sz w:val="18"/>
+              </w:rPr>
+              <w:t>Default, idle (LLM + MCP + portal, no dev VM)</w:t>
+            </w:r>
+          </w:p>
+        </w:tc>
+        <w:tc>
+          <w:tcPr>
+            <w:tcW w:type="dxa" w:w="4320"/>
+          </w:tcPr>
+          <w:p>
+            <w:r/>
+            <w:r>
+              <w:rPr>
+                <w:sz w:val="18"/>
+              </w:rPr>
+              <w:t>~$0-5/month</w:t>
+            </w:r>
+          </w:p>
+        </w:tc>
+      </w:tr>
+      <w:tr>
+        <w:tc>
+          <w:tcPr>
+            <w:tcW w:type="dxa" w:w="4320"/>
+            <w:shd w:fill="f0f4ff" w:val="clear"/>
+          </w:tcPr>
+          <w:p>
+            <w:r/>
+            <w:r>
+              <w:rPr>
+                <w:sz w:val="18"/>
+              </w:rPr>
+              <w:t>Default, light use (a few developers)</w:t>
+            </w:r>
+          </w:p>
+        </w:tc>
+        <w:tc>
+          <w:tcPr>
+            <w:tcW w:type="dxa" w:w="4320"/>
+            <w:shd w:fill="f0f4ff" w:val="clear"/>
+          </w:tcPr>
+          <w:p>
+            <w:r/>
+            <w:r>
+              <w:rPr>
+                <w:sz w:val="18"/>
+              </w:rPr>
+              <w:t>~$10-30/month (Vertex tokens dominate)</w:t>
+            </w:r>
+          </w:p>
+        </w:tc>
+      </w:tr>
+      <w:tr>
+        <w:tc>
+          <w:tcPr>
+            <w:tcW w:type="dxa" w:w="4320"/>
+          </w:tcPr>
+          <w:p>
+            <w:r/>
+            <w:r>
+              <w:rPr>
+                <w:sz w:val="18"/>
+              </w:rPr>
+              <w:t>Everything on (incl. dev VM e2-small, BigQuery sink)</w:t>
+            </w:r>
+          </w:p>
+        </w:tc>
+        <w:tc>
+          <w:tcPr>
+            <w:tcW w:type="dxa" w:w="4320"/>
+          </w:tcPr>
+          <w:p>
+            <w:r/>
+            <w:r>
+              <w:rPr>
+                <w:sz w:val="18"/>
+              </w:rPr>
+              <w:t>~$25-50/month</w:t>
+            </w:r>
+          </w:p>
+        </w:tc>
+      </w:tr>
+      <w:tr>
+        <w:tc>
+          <w:tcPr>
+            <w:tcW w:type="dxa" w:w="4320"/>
+            <w:shd w:fill="f0f4ff" w:val="clear"/>
+          </w:tcPr>
+          <w:p>
+            <w:r/>
+            <w:r>
+              <w:rPr>
+                <w:sz w:val="18"/>
+              </w:rPr>
+              <w:t>+ GLB (add to any config)</w:t>
+            </w:r>
+          </w:p>
+        </w:tc>
+        <w:tc>
+          <w:tcPr>
+            <w:tcW w:type="dxa" w:w="4320"/>
+            <w:shd w:fill="f0f4ff" w:val="clear"/>
+          </w:tcPr>
+          <w:p>
+            <w:r/>
+            <w:r>
+              <w:rPr>
+                <w:sz w:val="18"/>
+              </w:rPr>
+              <w:t>+~$18/month</w:t>
+            </w:r>
+          </w:p>
+        </w:tc>
+      </w:tr>
+      <w:tr>
+        <w:tc>
+          <w:tcPr>
+            <w:tcW w:type="dxa" w:w="4320"/>
+          </w:tcPr>
+          <w:p>
+            <w:r/>
+            <w:r>
+              <w:rPr>
+                <w:sz w:val="18"/>
+              </w:rPr>
+              <w:t>+ VPC internal (add to any non-GLB config)</w:t>
+            </w:r>
+          </w:p>
+        </w:tc>
+        <w:tc>
+          <w:tcPr>
+            <w:tcW w:type="dxa" w:w="4320"/>
+          </w:tcPr>
+          <w:p>
+            <w:r/>
+            <w:r>
+              <w:rPr>
+                <w:sz w:val="18"/>
+              </w:rPr>
+              <w:t>+~$0 (VPC Connector is forced on)</w:t>
+            </w:r>
+          </w:p>
+        </w:tc>
+      </w:tr>
+    </w:tbl>
+    <w:p>
+      <w:r>
+        <w:t>Token costs for Claude on Vertex follow Google's published Vertex AI pricing — they are billed to your GCP project, not to Anthropic.</w:t>
       </w:r>
     </w:p>
     <w:p>
@@ -665,6 +1975,51 @@
               <w:rPr>
                 <w:sz w:val="18"/>
               </w:rPr>
+              <w:t>Restrict to VPC-internal?</w:t>
+            </w:r>
+          </w:p>
+        </w:tc>
+        <w:tc>
+          <w:tcPr>
+            <w:tcW w:type="dxa" w:w="2880"/>
+          </w:tcPr>
+          <w:p>
+            <w:r/>
+            <w:r>
+              <w:rPr>
+                <w:sz w:val="18"/>
+              </w:rPr>
+              <w:t>no (only if GLB=no)</w:t>
+            </w:r>
+          </w:p>
+        </w:tc>
+        <w:tc>
+          <w:tcPr>
+            <w:tcW w:type="dxa" w:w="2880"/>
+          </w:tcPr>
+          <w:p>
+            <w:r/>
+            <w:r>
+              <w:rPr>
+                <w:sz w:val="18"/>
+              </w:rPr>
+              <w:t>Cloud Run uses --ingress internal; developers access via IAP</w:t>
+            </w:r>
+          </w:p>
+        </w:tc>
+      </w:tr>
+      <w:tr>
+        <w:tc>
+          <w:tcPr>
+            <w:tcW w:type="dxa" w:w="2880"/>
+            <w:shd w:fill="f0f4ff" w:val="clear"/>
+          </w:tcPr>
+          <w:p>
+            <w:r/>
+            <w:r>
+              <w:rPr>
+                <w:sz w:val="18"/>
+              </w:rPr>
               <w:t>Allowed principals</w:t>
             </w:r>
           </w:p>
@@ -672,6 +2027,7 @@
         <w:tc>
           <w:tcPr>
             <w:tcW w:type="dxa" w:w="2880"/>
+            <w:shd w:fill="f0f4ff" w:val="clear"/>
           </w:tcPr>
           <w:p>
             <w:r/>
@@ -686,6 +2042,7 @@
         <w:tc>
           <w:tcPr>
             <w:tcW w:type="dxa" w:w="2880"/>
+            <w:shd w:fill="f0f4ff" w:val="clear"/>
           </w:tcPr>
           <w:p>
             <w:r/>
@@ -706,6 +2063,11 @@
       </w:r>
     </w:p>
     <w:p>
+      <w:r>
+        <w:t>If VPC-internal is enabled (mutually exclusive with GLB), the script displays guidance explaining that developers access services through the dev VM via IAP SSH tunneling — no VPN is required. If the dev VM was not already selected, the script recommends enabling it, since the dev VM is the primary access path in VPC-internal mode.</w:t>
+      </w:r>
+    </w:p>
+    <w:p>
       <w:pPr>
         <w:pStyle w:val="Heading2"/>
       </w:pPr>
@@ -715,7 +2077,7 @@
     </w:p>
     <w:p>
       <w:r>
-        <w:t>All answers are written to config.yaml at the repository root. The file is displayed to the user, and the script asks: "Proceed with this configuration?" If declined, the config file is preserved for manual editing and the script exits.</w:t>
+        <w:t>All answers are written to config.yaml at the repository root. The file includes project ID, region, component toggles, GLB settings, a vpc section (with internal_ingress flag), the allowed principals list, and pinned model versions. The file is displayed to the user, and the script asks: "Proceed with this configuration?" If declined, the config file is preserved for manual editing and the script exits.</w:t>
       </w:r>
     </w:p>
     <w:p>
@@ -765,7 +2127,7 @@
     </w:p>
     <w:p>
       <w:r>
-        <w:t>Components are deployed conditionally, in a specific order:</w:t>
+        <w:t>Before deploying, the script validates mutual exclusion: GLB and VPC-internal cannot both be enabled. Components are then deployed conditionally, in a specific order:</w:t>
       </w:r>
     </w:p>
     <w:p>
@@ -795,6 +2157,21 @@
           <w:color w:val="333333"/>
           <w:sz w:val="18"/>
         </w:rPr>
+        <w:t xml:space="preserve">  |-- Validate: GLB and VPC-internal are mutually exclusive</w:t>
+      </w:r>
+    </w:p>
+    <w:p>
+      <w:pPr>
+        <w:spacing w:before="0" w:after="0"/>
+        <w:ind w:left="850"/>
+        <w:jc w:val="left"/>
+      </w:pPr>
+      <w:r>
+        <w:rPr>
+          <w:rFonts w:ascii="Consolas" w:hAnsi="Consolas"/>
+          <w:color w:val="333333"/>
+          <w:sz w:val="18"/>
+        </w:rPr>
         <w:t xml:space="preserve">  |-- deploy-llm-gateway.sh      (always first; other components reference its URL)</w:t>
       </w:r>
     </w:p>
@@ -855,7 +2232,7 @@
           <w:color w:val="333333"/>
           <w:sz w:val="18"/>
         </w:rPr>
-        <w:t xml:space="preserve">  |-- deploy-glb.sh               (optional)</w:t>
+        <w:t xml:space="preserve">  |-- deploy-glb.sh               (optional, mutually exclusive with VPC-internal)</w:t>
       </w:r>
     </w:p>
     <w:p>
@@ -885,13 +2262,13 @@
           <w:color w:val="333333"/>
           <w:sz w:val="18"/>
         </w:rPr>
-        <w:t xml:space="preserve">  +-- deploy-dev-vm.sh            (optional; always last)</w:t>
+        <w:t xml:space="preserve">  +-- deploy-dev-vm.sh            (optional; always last; recommended for VPC-internal)</w:t>
       </w:r>
     </w:p>
     <w:p/>
     <w:p>
       <w:r>
-        <w:t>The portal is intentionally deployed twice when GLB is enabled: first with Cloud Run URLs (so it exists for the GLB to reference), then again with GLB URLs (so developers see the correct endpoint).</w:t>
+        <w:t>The portal is intentionally deployed twice when GLB is enabled: first with Cloud Run URLs (so it exists for the GLB to reference), then again with GLB URLs (so developers see the correct endpoint). All deploy scripts use a three-way ingress conditional (standard / GLB / VPC-internal) to set the correct --ingress flag on each Cloud Run service.</w:t>
       </w:r>
     </w:p>
     <w:p>
@@ -1620,6 +2997,11 @@
         <w:t>2.6 Ingress Mode</w:t>
       </w:r>
     </w:p>
+    <w:p>
+      <w:r>
+        <w:t>Each deploy script contains a three-way conditional that selects the ingress flag based on the deployment mode:</w:t>
+      </w:r>
+    </w:p>
     <w:tbl>
       <w:tblPr>
         <w:tblStyle w:val="TableGrid"/>
@@ -1785,7 +3167,57 @@
           </w:p>
         </w:tc>
       </w:tr>
+      <w:tr>
+        <w:tc>
+          <w:tcPr>
+            <w:tcW w:type="dxa" w:w="2880"/>
+          </w:tcPr>
+          <w:p>
+            <w:r/>
+            <w:r>
+              <w:rPr>
+                <w:sz w:val="18"/>
+              </w:rPr>
+              <w:t>VPC-internal</w:t>
+            </w:r>
+          </w:p>
+        </w:tc>
+        <w:tc>
+          <w:tcPr>
+            <w:tcW w:type="dxa" w:w="2880"/>
+          </w:tcPr>
+          <w:p>
+            <w:r/>
+            <w:r>
+              <w:rPr>
+                <w:sz w:val="18"/>
+              </w:rPr>
+              <w:t>--ingress internal</w:t>
+            </w:r>
+          </w:p>
+        </w:tc>
+        <w:tc>
+          <w:tcPr>
+            <w:tcW w:type="dxa" w:w="2880"/>
+          </w:tcPr>
+          <w:p>
+            <w:r/>
+            <w:r>
+              <w:rPr>
+                <w:sz w:val="18"/>
+              </w:rPr>
+              <w:t>Only VPC traffic can reach the service; developers access via dev VM + IAP SSH</w:t>
+            </w:r>
+          </w:p>
+        </w:tc>
+      </w:tr>
     </w:tbl>
+    <w:p/>
+    <w:p>
+      <w:r>
+        <w:t>GLB and VPC-internal modes are mutually exclusive. In VPC-internal mode, the VPC Connector is forced on so Cloud Run egress routes through the VPC for Private Google Access. No VPN is required — IAP provides secure developer access.</w:t>
+      </w:r>
+    </w:p>
     <w:p>
       <w:r>
         <w:br w:type="page"/>
@@ -4532,12 +5964,34 @@
         <w:pStyle w:val="Heading2"/>
       </w:pPr>
       <w:r>
-        <w:t>7.6 Smoke Test</w:t>
-      </w:r>
-    </w:p>
-    <w:p>
-      <w:r>
-        <w:t>After writing settings, the script tests the gateway connection by sending an ADC access token to the /health endpoint. This matches what Claude Code actually sends (access tokens, not identity tokens). Results:</w:t>
+        <w:t>7.6 Reachability Pre-Check and Smoke Test</w:t>
+      </w:r>
+    </w:p>
+    <w:p>
+      <w:r>
+        <w:t>Before the authenticated smoke test, the script probes the gateway's /healthz endpoint with a 5-second timeout. If the probe returns 000 (connection failure), the script recognizes the service likely uses internal-only ingress and skips the smoke test gracefully. It displays two IAP-based remediation options:</w:t>
+      </w:r>
+    </w:p>
+    <w:p>
+      <w:pPr>
+        <w:pStyle w:val="ListNumber"/>
+      </w:pPr>
+      <w:r>
+        <w:t>If a GLB is deployed, re-run with the GLB URL (auto-discovered if available).</w:t>
+      </w:r>
+    </w:p>
+    <w:p>
+      <w:pPr>
+        <w:pStyle w:val="ListNumber"/>
+      </w:pPr>
+      <w:r>
+        <w:t>SSH into the dev VM via IAP and run Claude Code from there.</w:t>
+      </w:r>
+    </w:p>
+    <w:p/>
+    <w:p>
+      <w:r>
+        <w:t>If the gateway is reachable, the script sends an ADC access token to /health — the same token type Claude Code sends. Results:</w:t>
       </w:r>
     </w:p>
     <w:tbl>
@@ -4618,7 +6072,7 @@
               <w:rPr>
                 <w:sz w:val="18"/>
               </w:rPr>
-              <w:t>Gateway is reachable and auth works</w:t>
+              <w:t>Smoke test passed — gateway is reachable and auth works</w:t>
             </w:r>
           </w:p>
         </w:tc>
@@ -4650,7 +6104,7 @@
               <w:rPr>
                 <w:sz w:val="18"/>
               </w:rPr>
-              <w:t>Permission issue (identity not in ALLOWED_PRINCIPALS)</w:t>
+              <w:t>Identity may not be in the gateway's ALLOWED_PRINCIPALS list</w:t>
             </w:r>
           </w:p>
         </w:tc>
@@ -4680,12 +6134,18 @@
               <w:rPr>
                 <w:sz w:val="18"/>
               </w:rPr>
-              <w:t>Network unreachable</w:t>
+              <w:t>Service uses internal-only ingress — access via GLB or dev VM</w:t>
             </w:r>
           </w:p>
         </w:tc>
       </w:tr>
     </w:tbl>
+    <w:p/>
+    <w:p>
+      <w:r>
+        <w:t>The script always exits 0 regardless of the smoke test result — the test is informational only. The final output prints "setup complete" with a clear summary: settings file path, smoke test status, and the command to start Claude Code.</w:t>
+      </w:r>
+    </w:p>
     <w:p>
       <w:r>
         <w:br w:type="page"/>
@@ -5364,12 +6824,25 @@
         <w:pStyle w:val="Heading2"/>
       </w:pPr>
       <w:r>
-        <w:t>9.3 Request Execution</w:t>
-      </w:r>
-    </w:p>
-    <w:p>
-      <w:r>
-        <w:t>The script cycles through a corpus of 20 developer-focused prompts (e.g. "Reply with the single word: ok", "What is 2+2?", "Name one GCP service"). Requests are spread evenly across the configured duration. Sleep between requests = duration_seconds / total_requests.</w:t>
+        <w:t>9.3 Reachability Pre-Check</w:t>
+      </w:r>
+    </w:p>
+    <w:p>
+      <w:r>
+        <w:t>Before sending any requests, the script probes the gateway's /healthz endpoint. If the probe returns 000 (connection failure), the script exits with an error and prints IAP SSH guidance: developers should SSH into the dev VM via IAP and run the script from there. This prevents wasting time on requests that will all fail in VPC-internal mode.</w:t>
+      </w:r>
+    </w:p>
+    <w:p>
+      <w:pPr>
+        <w:pStyle w:val="Heading2"/>
+      </w:pPr>
+      <w:r>
+        <w:t>9.4 Request Execution</w:t>
+      </w:r>
+    </w:p>
+    <w:p>
+      <w:r>
+        <w:t>The script cycles through a corpus of 20 developer-focused prompts (e.g. "Refactor this function", "Explain this regex", "Write a unit test"). Requests are spread evenly across the configured duration. Sleep between requests = duration_seconds / total_requests.</w:t>
       </w:r>
     </w:p>
     <w:p>
@@ -6184,6 +7657,1570 @@
         <w:pStyle w:val="Heading1"/>
       </w:pPr>
       <w:r>
+        <w:t>11. Access Tiers and Security Model</w:t>
+      </w:r>
+    </w:p>
+    <w:p>
+      <w:r>
+        <w:t>The solution provides two IAP-based access tiers for restricted-ingress deployments. No VPN infrastructure is required — IAP handles secure developer access in both tiers.</w:t>
+      </w:r>
+    </w:p>
+    <w:p>
+      <w:pPr>
+        <w:pStyle w:val="Heading2"/>
+      </w:pPr>
+      <w:r>
+        <w:t>11.1 Tier 1: GLB + IAP (Production)</w:t>
+      </w:r>
+    </w:p>
+    <w:p>
+      <w:r>
+        <w:t>A Global HTTP(S) Load Balancer fronts all Cloud Run services. Cloud Run uses --ingress internal-and-cloud-load-balancing, meaning only the GLB can reach the services. Browser services (dev portal, admin dashboard) are protected by IAP, which handles Google SSO authentication. API services (llm-gateway, mcp-gateway) use app-level token validation — IAP is not applied to API backends because Claude Code sends Bearer tokens, not browser cookies.</w:t>
+      </w:r>
+    </w:p>
+    <w:p>
+      <w:pPr>
+        <w:spacing w:before="0" w:after="0"/>
+        <w:ind w:left="850"/>
+        <w:jc w:val="left"/>
+      </w:pPr>
+      <w:r>
+        <w:rPr>
+          <w:rFonts w:ascii="Consolas" w:hAnsi="Consolas"/>
+          <w:color w:val="333333"/>
+          <w:sz w:val="18"/>
+        </w:rPr>
+        <w:t>Developer laptop</w:t>
+      </w:r>
+    </w:p>
+    <w:p>
+      <w:pPr>
+        <w:spacing w:before="0" w:after="0"/>
+        <w:ind w:left="850"/>
+        <w:jc w:val="left"/>
+      </w:pPr>
+      <w:r>
+        <w:rPr>
+          <w:rFonts w:ascii="Consolas" w:hAnsi="Consolas"/>
+          <w:color w:val="333333"/>
+          <w:sz w:val="18"/>
+        </w:rPr>
+        <w:t xml:space="preserve">  |-- (HTTPS + access token) --&gt; GLB --&gt; llm-gateway (token_validation)</w:t>
+      </w:r>
+    </w:p>
+    <w:p>
+      <w:pPr>
+        <w:spacing w:before="0" w:after="0"/>
+        <w:ind w:left="850"/>
+        <w:jc w:val="left"/>
+      </w:pPr>
+      <w:r>
+        <w:rPr>
+          <w:rFonts w:ascii="Consolas" w:hAnsi="Consolas"/>
+          <w:color w:val="333333"/>
+          <w:sz w:val="18"/>
+        </w:rPr>
+        <w:t xml:space="preserve">  |-- (HTTPS + access token) --&gt; GLB --&gt; mcp-gateway (token_validation)</w:t>
+      </w:r>
+    </w:p>
+    <w:p>
+      <w:pPr>
+        <w:spacing w:before="0" w:after="0"/>
+        <w:ind w:left="850"/>
+        <w:jc w:val="left"/>
+      </w:pPr>
+      <w:r>
+        <w:rPr>
+          <w:rFonts w:ascii="Consolas" w:hAnsi="Consolas"/>
+          <w:color w:val="333333"/>
+          <w:sz w:val="18"/>
+        </w:rPr>
+        <w:t xml:space="preserve">  |-- (browser + IAP SSO)    --&gt; GLB --&gt; dev-portal  (IAP-protected)</w:t>
+      </w:r>
+    </w:p>
+    <w:p>
+      <w:pPr>
+        <w:spacing w:before="0" w:after="0"/>
+        <w:ind w:left="850"/>
+        <w:jc w:val="left"/>
+      </w:pPr>
+      <w:r>
+        <w:rPr>
+          <w:rFonts w:ascii="Consolas" w:hAnsi="Consolas"/>
+          <w:color w:val="333333"/>
+          <w:sz w:val="18"/>
+        </w:rPr>
+        <w:t xml:space="preserve">  +-- (browser + IAP SSO)    --&gt; GLB --&gt; dashboard   (IAP-protected)</w:t>
+      </w:r>
+    </w:p>
+    <w:p/>
+    <w:p>
+      <w:r>
+        <w:t>Requires a DNS domain for managed certificates. Self-signed certificates work with IP-only access but require NODE_TLS_REJECT_UNAUTHORIZED=0 in each developer's settings.json (set automatically by developer-setup.sh).</w:t>
+      </w:r>
+    </w:p>
+    <w:p>
+      <w:pPr>
+        <w:pStyle w:val="Heading2"/>
+      </w:pPr>
+      <w:r>
+        <w:t>11.2 Tier 2: Dev VM + IAP SSH (Development / Budget)</w:t>
+      </w:r>
+    </w:p>
+    <w:p>
+      <w:r>
+        <w:t>No GLB needed. Cloud Run uses --ingress internal. Developers SSH into the dev VM via IAP TCP tunneling and run Claude Code directly from the VM. The dev VM is pre-configured with Claude Code, ADC credentials, and gateway URLs pointing at the internal Cloud Run services.</w:t>
+      </w:r>
+    </w:p>
+    <w:p>
+      <w:pPr>
+        <w:spacing w:before="0" w:after="0"/>
+        <w:ind w:left="850"/>
+        <w:jc w:val="left"/>
+      </w:pPr>
+      <w:r>
+        <w:rPr>
+          <w:rFonts w:ascii="Consolas" w:hAnsi="Consolas"/>
+          <w:color w:val="333333"/>
+          <w:sz w:val="18"/>
+        </w:rPr>
+        <w:t>Developer laptop</w:t>
+      </w:r>
+    </w:p>
+    <w:p>
+      <w:pPr>
+        <w:spacing w:before="0" w:after="0"/>
+        <w:ind w:left="850"/>
+        <w:jc w:val="left"/>
+      </w:pPr>
+      <w:r>
+        <w:rPr>
+          <w:rFonts w:ascii="Consolas" w:hAnsi="Consolas"/>
+          <w:color w:val="333333"/>
+          <w:sz w:val="18"/>
+        </w:rPr>
+        <w:t xml:space="preserve">  |-- gcloud compute ssh --tunnel-through-iap claude-code-dev-shared</w:t>
+      </w:r>
+    </w:p>
+    <w:p>
+      <w:pPr>
+        <w:spacing w:before="0" w:after="0"/>
+        <w:ind w:left="850"/>
+        <w:jc w:val="left"/>
+      </w:pPr>
+      <w:r>
+        <w:rPr>
+          <w:rFonts w:ascii="Consolas" w:hAnsi="Consolas"/>
+          <w:color w:val="333333"/>
+          <w:sz w:val="18"/>
+        </w:rPr>
+        <w:t xml:space="preserve">  |</w:t>
+      </w:r>
+    </w:p>
+    <w:p>
+      <w:pPr>
+        <w:spacing w:before="0" w:after="0"/>
+        <w:ind w:left="850"/>
+        <w:jc w:val="left"/>
+      </w:pPr>
+      <w:r>
+        <w:rPr>
+          <w:rFonts w:ascii="Consolas" w:hAnsi="Consolas"/>
+          <w:color w:val="333333"/>
+          <w:sz w:val="18"/>
+        </w:rPr>
+        <w:t xml:space="preserve">  +-- Dev VM (inside VPC)</w:t>
+      </w:r>
+    </w:p>
+    <w:p>
+      <w:pPr>
+        <w:spacing w:before="0" w:after="0"/>
+        <w:ind w:left="850"/>
+        <w:jc w:val="left"/>
+      </w:pPr>
+      <w:r>
+        <w:rPr>
+          <w:rFonts w:ascii="Consolas" w:hAnsi="Consolas"/>
+          <w:color w:val="333333"/>
+          <w:sz w:val="18"/>
+        </w:rPr>
+        <w:t xml:space="preserve">        |-- claude (Claude Code CLI, pre-installed)</w:t>
+      </w:r>
+    </w:p>
+    <w:p>
+      <w:pPr>
+        <w:spacing w:before="0" w:after="0"/>
+        <w:ind w:left="850"/>
+        <w:jc w:val="left"/>
+      </w:pPr>
+      <w:r>
+        <w:rPr>
+          <w:rFonts w:ascii="Consolas" w:hAnsi="Consolas"/>
+          <w:color w:val="333333"/>
+          <w:sz w:val="18"/>
+        </w:rPr>
+        <w:t xml:space="preserve">        |-- settings.json points at internal Cloud Run URLs</w:t>
+      </w:r>
+    </w:p>
+    <w:p>
+      <w:pPr>
+        <w:spacing w:before="0" w:after="0"/>
+        <w:ind w:left="850"/>
+        <w:jc w:val="left"/>
+      </w:pPr>
+      <w:r>
+        <w:rPr>
+          <w:rFonts w:ascii="Consolas" w:hAnsi="Consolas"/>
+          <w:color w:val="333333"/>
+          <w:sz w:val="18"/>
+        </w:rPr>
+        <w:t xml:space="preserve">        +-- Reaches llm-gateway, mcp-gateway directly (same VPC)</w:t>
+      </w:r>
+    </w:p>
+    <w:p/>
+    <w:p>
+      <w:r>
+        <w:t>The dev VM has no public IP and is accessed exclusively via IAP. OS Login is enabled, so developers authenticate with their own Google identities. For developers who prefer their local editor, SSH port forwarding provides access to internal services:</w:t>
+      </w:r>
+    </w:p>
+    <w:p>
+      <w:pPr>
+        <w:spacing w:before="0" w:after="0"/>
+        <w:ind w:left="567"/>
+        <w:shd w:fill="F5F5F5" w:val="clear"/>
+      </w:pPr>
+      <w:r>
+        <w:rPr>
+          <w:rFonts w:ascii="Consolas" w:hAnsi="Consolas"/>
+          <w:color w:val="1A1A2E"/>
+          <w:sz w:val="17"/>
+        </w:rPr>
+        <w:t>gcloud compute ssh claude-code-dev-shared --tunnel-through-iap \</w:t>
+      </w:r>
+    </w:p>
+    <w:p>
+      <w:pPr>
+        <w:spacing w:before="0" w:after="0"/>
+        <w:ind w:left="567"/>
+        <w:shd w:fill="F5F5F5" w:val="clear"/>
+      </w:pPr>
+      <w:r>
+        <w:rPr>
+          <w:rFonts w:ascii="Consolas" w:hAnsi="Consolas"/>
+          <w:color w:val="1A1A2E"/>
+          <w:sz w:val="17"/>
+        </w:rPr>
+        <w:t xml:space="preserve">  --project=$PROJECT_ID --zone=$ZONE \</w:t>
+      </w:r>
+    </w:p>
+    <w:p>
+      <w:pPr>
+        <w:spacing w:before="0" w:after="0"/>
+        <w:ind w:left="567"/>
+        <w:shd w:fill="F5F5F5" w:val="clear"/>
+      </w:pPr>
+      <w:r>
+        <w:rPr>
+          <w:rFonts w:ascii="Consolas" w:hAnsi="Consolas"/>
+          <w:color w:val="1A1A2E"/>
+          <w:sz w:val="17"/>
+        </w:rPr>
+        <w:t xml:space="preserve">  -- -L 8443:llm-gateway-abc123-uc.a.run.app:443</w:t>
+      </w:r>
+    </w:p>
+    <w:p>
+      <w:pPr>
+        <w:pStyle w:val="Heading2"/>
+      </w:pPr>
+      <w:r>
+        <w:t>11.3 Security Boundaries</w:t>
+      </w:r>
+    </w:p>
+    <w:tbl>
+      <w:tblPr>
+        <w:tblStyle w:val="TableGrid"/>
+        <w:tblW w:type="auto" w:w="0"/>
+        <w:jc w:val="left"/>
+        <w:tblLook w:firstColumn="1" w:firstRow="1" w:lastColumn="0" w:lastRow="0" w:noHBand="0" w:noVBand="1" w:val="04A0"/>
+      </w:tblPr>
+      <w:tblGrid>
+        <w:gridCol w:w="2160"/>
+        <w:gridCol w:w="2160"/>
+        <w:gridCol w:w="2160"/>
+        <w:gridCol w:w="2160"/>
+      </w:tblGrid>
+      <w:tr>
+        <w:tc>
+          <w:tcPr>
+            <w:tcW w:type="dxa" w:w="2160"/>
+            <w:shd w:fill="1a73e8" w:val="clear"/>
+          </w:tcPr>
+          <w:p>
+            <w:pPr>
+              <w:jc w:val="left"/>
+            </w:pPr>
+            <w:r/>
+            <w:r>
+              <w:rPr>
+                <w:b/>
+                <w:color w:val="FFFFFF"/>
+                <w:sz w:val="18"/>
+              </w:rPr>
+              <w:t>Layer</w:t>
+            </w:r>
+          </w:p>
+        </w:tc>
+        <w:tc>
+          <w:tcPr>
+            <w:tcW w:type="dxa" w:w="2160"/>
+            <w:shd w:fill="1a73e8" w:val="clear"/>
+          </w:tcPr>
+          <w:p>
+            <w:pPr>
+              <w:jc w:val="left"/>
+            </w:pPr>
+            <w:r/>
+            <w:r>
+              <w:rPr>
+                <w:b/>
+                <w:color w:val="FFFFFF"/>
+                <w:sz w:val="18"/>
+              </w:rPr>
+              <w:t>Standard Mode</w:t>
+            </w:r>
+          </w:p>
+        </w:tc>
+        <w:tc>
+          <w:tcPr>
+            <w:tcW w:type="dxa" w:w="2160"/>
+            <w:shd w:fill="1a73e8" w:val="clear"/>
+          </w:tcPr>
+          <w:p>
+            <w:pPr>
+              <w:jc w:val="left"/>
+            </w:pPr>
+            <w:r/>
+            <w:r>
+              <w:rPr>
+                <w:b/>
+                <w:color w:val="FFFFFF"/>
+                <w:sz w:val="18"/>
+              </w:rPr>
+              <w:t>GLB Mode (Tier 1)</w:t>
+            </w:r>
+          </w:p>
+        </w:tc>
+        <w:tc>
+          <w:tcPr>
+            <w:tcW w:type="dxa" w:w="2160"/>
+            <w:shd w:fill="1a73e8" w:val="clear"/>
+          </w:tcPr>
+          <w:p>
+            <w:pPr>
+              <w:jc w:val="left"/>
+            </w:pPr>
+            <w:r/>
+            <w:r>
+              <w:rPr>
+                <w:b/>
+                <w:color w:val="FFFFFF"/>
+                <w:sz w:val="18"/>
+              </w:rPr>
+              <w:t>VPC-Internal (Tier 2)</w:t>
+            </w:r>
+          </w:p>
+        </w:tc>
+      </w:tr>
+      <w:tr>
+        <w:tc>
+          <w:tcPr>
+            <w:tcW w:type="dxa" w:w="2160"/>
+          </w:tcPr>
+          <w:p>
+            <w:r/>
+            <w:r>
+              <w:rPr>
+                <w:sz w:val="18"/>
+              </w:rPr>
+              <w:t>Network ingress</w:t>
+            </w:r>
+          </w:p>
+        </w:tc>
+        <w:tc>
+          <w:tcPr>
+            <w:tcW w:type="dxa" w:w="2160"/>
+          </w:tcPr>
+          <w:p>
+            <w:r/>
+            <w:r>
+              <w:rPr>
+                <w:sz w:val="18"/>
+              </w:rPr>
+              <w:t>Public (--ingress all)</w:t>
+            </w:r>
+          </w:p>
+        </w:tc>
+        <w:tc>
+          <w:tcPr>
+            <w:tcW w:type="dxa" w:w="2160"/>
+          </w:tcPr>
+          <w:p>
+            <w:r/>
+            <w:r>
+              <w:rPr>
+                <w:sz w:val="18"/>
+              </w:rPr>
+              <w:t>GLB only</w:t>
+            </w:r>
+          </w:p>
+        </w:tc>
+        <w:tc>
+          <w:tcPr>
+            <w:tcW w:type="dxa" w:w="2160"/>
+          </w:tcPr>
+          <w:p>
+            <w:r/>
+            <w:r>
+              <w:rPr>
+                <w:sz w:val="18"/>
+              </w:rPr>
+              <w:t>VPC only</w:t>
+            </w:r>
+          </w:p>
+        </w:tc>
+      </w:tr>
+      <w:tr>
+        <w:tc>
+          <w:tcPr>
+            <w:tcW w:type="dxa" w:w="2160"/>
+            <w:shd w:fill="f0f4ff" w:val="clear"/>
+          </w:tcPr>
+          <w:p>
+            <w:r/>
+            <w:r>
+              <w:rPr>
+                <w:sz w:val="18"/>
+              </w:rPr>
+              <w:t>API auth</w:t>
+            </w:r>
+          </w:p>
+        </w:tc>
+        <w:tc>
+          <w:tcPr>
+            <w:tcW w:type="dxa" w:w="2160"/>
+            <w:shd w:fill="f0f4ff" w:val="clear"/>
+          </w:tcPr>
+          <w:p>
+            <w:r/>
+            <w:r>
+              <w:rPr>
+                <w:sz w:val="18"/>
+              </w:rPr>
+              <w:t>token_validation.py</w:t>
+            </w:r>
+          </w:p>
+        </w:tc>
+        <w:tc>
+          <w:tcPr>
+            <w:tcW w:type="dxa" w:w="2160"/>
+            <w:shd w:fill="f0f4ff" w:val="clear"/>
+          </w:tcPr>
+          <w:p>
+            <w:r/>
+            <w:r>
+              <w:rPr>
+                <w:sz w:val="18"/>
+              </w:rPr>
+              <w:t>token_validation.py</w:t>
+            </w:r>
+          </w:p>
+        </w:tc>
+        <w:tc>
+          <w:tcPr>
+            <w:tcW w:type="dxa" w:w="2160"/>
+            <w:shd w:fill="f0f4ff" w:val="clear"/>
+          </w:tcPr>
+          <w:p>
+            <w:r/>
+            <w:r>
+              <w:rPr>
+                <w:sz w:val="18"/>
+              </w:rPr>
+              <w:t>token_validation.py</w:t>
+            </w:r>
+          </w:p>
+        </w:tc>
+      </w:tr>
+      <w:tr>
+        <w:tc>
+          <w:tcPr>
+            <w:tcW w:type="dxa" w:w="2160"/>
+          </w:tcPr>
+          <w:p>
+            <w:r/>
+            <w:r>
+              <w:rPr>
+                <w:sz w:val="18"/>
+              </w:rPr>
+              <w:t>Browser auth</w:t>
+            </w:r>
+          </w:p>
+        </w:tc>
+        <w:tc>
+          <w:tcPr>
+            <w:tcW w:type="dxa" w:w="2160"/>
+          </w:tcPr>
+          <w:p>
+            <w:r/>
+            <w:r>
+              <w:rPr>
+                <w:sz w:val="18"/>
+              </w:rPr>
+              <w:t>Cloud Run IAM</w:t>
+            </w:r>
+          </w:p>
+        </w:tc>
+        <w:tc>
+          <w:tcPr>
+            <w:tcW w:type="dxa" w:w="2160"/>
+          </w:tcPr>
+          <w:p>
+            <w:r/>
+            <w:r>
+              <w:rPr>
+                <w:sz w:val="18"/>
+              </w:rPr>
+              <w:t>IAP (Google SSO)</w:t>
+            </w:r>
+          </w:p>
+        </w:tc>
+        <w:tc>
+          <w:tcPr>
+            <w:tcW w:type="dxa" w:w="2160"/>
+          </w:tcPr>
+          <w:p>
+            <w:r/>
+            <w:r>
+              <w:rPr>
+                <w:sz w:val="18"/>
+              </w:rPr>
+              <w:t>N/A (use dev VM)</w:t>
+            </w:r>
+          </w:p>
+        </w:tc>
+      </w:tr>
+      <w:tr>
+        <w:tc>
+          <w:tcPr>
+            <w:tcW w:type="dxa" w:w="2160"/>
+            <w:shd w:fill="f0f4ff" w:val="clear"/>
+          </w:tcPr>
+          <w:p>
+            <w:r/>
+            <w:r>
+              <w:rPr>
+                <w:sz w:val="18"/>
+              </w:rPr>
+              <w:t>Developer access</w:t>
+            </w:r>
+          </w:p>
+        </w:tc>
+        <w:tc>
+          <w:tcPr>
+            <w:tcW w:type="dxa" w:w="2160"/>
+            <w:shd w:fill="f0f4ff" w:val="clear"/>
+          </w:tcPr>
+          <w:p>
+            <w:r/>
+            <w:r>
+              <w:rPr>
+                <w:sz w:val="18"/>
+              </w:rPr>
+              <w:t>Direct from laptop</w:t>
+            </w:r>
+          </w:p>
+        </w:tc>
+        <w:tc>
+          <w:tcPr>
+            <w:tcW w:type="dxa" w:w="2160"/>
+            <w:shd w:fill="f0f4ff" w:val="clear"/>
+          </w:tcPr>
+          <w:p>
+            <w:r/>
+            <w:r>
+              <w:rPr>
+                <w:sz w:val="18"/>
+              </w:rPr>
+              <w:t>Via GLB domain</w:t>
+            </w:r>
+          </w:p>
+        </w:tc>
+        <w:tc>
+          <w:tcPr>
+            <w:tcW w:type="dxa" w:w="2160"/>
+            <w:shd w:fill="f0f4ff" w:val="clear"/>
+          </w:tcPr>
+          <w:p>
+            <w:r/>
+            <w:r>
+              <w:rPr>
+                <w:sz w:val="18"/>
+              </w:rPr>
+              <w:t>Via dev VM + IAP SSH</w:t>
+            </w:r>
+          </w:p>
+        </w:tc>
+      </w:tr>
+      <w:tr>
+        <w:tc>
+          <w:tcPr>
+            <w:tcW w:type="dxa" w:w="2160"/>
+          </w:tcPr>
+          <w:p>
+            <w:r/>
+            <w:r>
+              <w:rPr>
+                <w:sz w:val="18"/>
+              </w:rPr>
+              <w:t>VPN required?</w:t>
+            </w:r>
+          </w:p>
+        </w:tc>
+        <w:tc>
+          <w:tcPr>
+            <w:tcW w:type="dxa" w:w="2160"/>
+          </w:tcPr>
+          <w:p>
+            <w:r/>
+            <w:r>
+              <w:rPr>
+                <w:sz w:val="18"/>
+              </w:rPr>
+              <w:t>No</w:t>
+            </w:r>
+          </w:p>
+        </w:tc>
+        <w:tc>
+          <w:tcPr>
+            <w:tcW w:type="dxa" w:w="2160"/>
+          </w:tcPr>
+          <w:p>
+            <w:r/>
+            <w:r>
+              <w:rPr>
+                <w:sz w:val="18"/>
+              </w:rPr>
+              <w:t>No</w:t>
+            </w:r>
+          </w:p>
+        </w:tc>
+        <w:tc>
+          <w:tcPr>
+            <w:tcW w:type="dxa" w:w="2160"/>
+          </w:tcPr>
+          <w:p>
+            <w:r/>
+            <w:r>
+              <w:rPr>
+                <w:sz w:val="18"/>
+              </w:rPr>
+              <w:t>No</w:t>
+            </w:r>
+          </w:p>
+        </w:tc>
+      </w:tr>
+    </w:tbl>
+    <w:p>
+      <w:r>
+        <w:br w:type="page"/>
+      </w:r>
+    </w:p>
+    <w:p>
+      <w:pPr>
+        <w:pStyle w:val="Heading1"/>
+      </w:pPr>
+      <w:r>
+        <w:t>12. Validation and Regression Testing</w:t>
+      </w:r>
+    </w:p>
+    <w:p>
+      <w:pPr>
+        <w:pStyle w:val="Heading2"/>
+      </w:pPr>
+      <w:r>
+        <w:t>12.1 Pre-Deploy Checks: pre-deploy-check.sh</w:t>
+      </w:r>
+    </w:p>
+    <w:p>
+      <w:r>
+        <w:t>A local code consistency validator that runs without GCP access. It validates cross-file parity across deploy scripts, Terraform modules, and application code. Currently runs 27 checks across six categories:</w:t>
+      </w:r>
+    </w:p>
+    <w:tbl>
+      <w:tblPr>
+        <w:tblStyle w:val="TableGrid"/>
+        <w:tblW w:type="auto" w:w="0"/>
+        <w:jc w:val="left"/>
+        <w:tblLook w:firstColumn="1" w:firstRow="1" w:lastColumn="0" w:lastRow="0" w:noHBand="0" w:noVBand="1" w:val="04A0"/>
+      </w:tblPr>
+      <w:tblGrid>
+        <w:gridCol w:w="2880"/>
+        <w:gridCol w:w="2880"/>
+        <w:gridCol w:w="2880"/>
+      </w:tblGrid>
+      <w:tr>
+        <w:tc>
+          <w:tcPr>
+            <w:tcW w:type="dxa" w:w="2880"/>
+            <w:shd w:fill="1a73e8" w:val="clear"/>
+          </w:tcPr>
+          <w:p>
+            <w:pPr>
+              <w:jc w:val="left"/>
+            </w:pPr>
+            <w:r/>
+            <w:r>
+              <w:rPr>
+                <w:b/>
+                <w:color w:val="FFFFFF"/>
+                <w:sz w:val="18"/>
+              </w:rPr>
+              <w:t>Category</w:t>
+            </w:r>
+          </w:p>
+        </w:tc>
+        <w:tc>
+          <w:tcPr>
+            <w:tcW w:type="dxa" w:w="2880"/>
+            <w:shd w:fill="1a73e8" w:val="clear"/>
+          </w:tcPr>
+          <w:p>
+            <w:pPr>
+              <w:jc w:val="left"/>
+            </w:pPr>
+            <w:r/>
+            <w:r>
+              <w:rPr>
+                <w:b/>
+                <w:color w:val="FFFFFF"/>
+                <w:sz w:val="18"/>
+              </w:rPr>
+              <w:t>Checks</w:t>
+            </w:r>
+          </w:p>
+        </w:tc>
+        <w:tc>
+          <w:tcPr>
+            <w:tcW w:type="dxa" w:w="2880"/>
+            <w:shd w:fill="1a73e8" w:val="clear"/>
+          </w:tcPr>
+          <w:p>
+            <w:pPr>
+              <w:jc w:val="left"/>
+            </w:pPr>
+            <w:r/>
+            <w:r>
+              <w:rPr>
+                <w:b/>
+                <w:color w:val="FFFFFF"/>
+                <w:sz w:val="18"/>
+              </w:rPr>
+              <w:t>What It Validates</w:t>
+            </w:r>
+          </w:p>
+        </w:tc>
+      </w:tr>
+      <w:tr>
+        <w:tc>
+          <w:tcPr>
+            <w:tcW w:type="dxa" w:w="2880"/>
+          </w:tcPr>
+          <w:p>
+            <w:r/>
+            <w:r>
+              <w:rPr>
+                <w:sz w:val="18"/>
+              </w:rPr>
+              <w:t>Unit Tests</w:t>
+            </w:r>
+          </w:p>
+        </w:tc>
+        <w:tc>
+          <w:tcPr>
+            <w:tcW w:type="dxa" w:w="2880"/>
+          </w:tcPr>
+          <w:p>
+            <w:r/>
+            <w:r>
+              <w:rPr>
+                <w:sz w:val="18"/>
+              </w:rPr>
+              <w:t>1</w:t>
+            </w:r>
+          </w:p>
+        </w:tc>
+        <w:tc>
+          <w:tcPr>
+            <w:tcW w:type="dxa" w:w="2880"/>
+          </w:tcPr>
+          <w:p>
+            <w:r/>
+            <w:r>
+              <w:rPr>
+                <w:sz w:val="18"/>
+              </w:rPr>
+              <w:t>Gateway pytest suite passes</w:t>
+            </w:r>
+          </w:p>
+        </w:tc>
+      </w:tr>
+      <w:tr>
+        <w:tc>
+          <w:tcPr>
+            <w:tcW w:type="dxa" w:w="2880"/>
+            <w:shd w:fill="f0f4ff" w:val="clear"/>
+          </w:tcPr>
+          <w:p>
+            <w:r/>
+            <w:r>
+              <w:rPr>
+                <w:sz w:val="18"/>
+              </w:rPr>
+              <w:t>Token Validation</w:t>
+            </w:r>
+          </w:p>
+        </w:tc>
+        <w:tc>
+          <w:tcPr>
+            <w:tcW w:type="dxa" w:w="2880"/>
+            <w:shd w:fill="f0f4ff" w:val="clear"/>
+          </w:tcPr>
+          <w:p>
+            <w:r/>
+            <w:r>
+              <w:rPr>
+                <w:sz w:val="18"/>
+              </w:rPr>
+              <w:t>4</w:t>
+            </w:r>
+          </w:p>
+        </w:tc>
+        <w:tc>
+          <w:tcPr>
+            <w:tcW w:type="dxa" w:w="2880"/>
+            <w:shd w:fill="f0f4ff" w:val="clear"/>
+          </w:tcPr>
+          <w:p>
+            <w:r/>
+            <w:r>
+              <w:rPr>
+                <w:sz w:val="18"/>
+              </w:rPr>
+              <w:t>Middleware in sync, registered conditionally, caller fallback, Dockerfile</w:t>
+            </w:r>
+          </w:p>
+        </w:tc>
+      </w:tr>
+      <w:tr>
+        <w:tc>
+          <w:tcPr>
+            <w:tcW w:type="dxa" w:w="2880"/>
+          </w:tcPr>
+          <w:p>
+            <w:r/>
+            <w:r>
+              <w:rPr>
+                <w:sz w:val="18"/>
+              </w:rPr>
+              <w:t>Deploy Script GLB</w:t>
+            </w:r>
+          </w:p>
+        </w:tc>
+        <w:tc>
+          <w:tcPr>
+            <w:tcW w:type="dxa" w:w="2880"/>
+          </w:tcPr>
+          <w:p>
+            <w:r/>
+            <w:r>
+              <w:rPr>
+                <w:sz w:val="18"/>
+              </w:rPr>
+              <w:t>7</w:t>
+            </w:r>
+          </w:p>
+        </w:tc>
+        <w:tc>
+          <w:tcPr>
+            <w:tcW w:type="dxa" w:w="2880"/>
+          </w:tcPr>
+          <w:p>
+            <w:r/>
+            <w:r>
+              <w:rPr>
+                <w:sz w:val="18"/>
+              </w:rPr>
+              <w:t>GLB conditionals, dev VM SA, orchestration order, certs, DNS, IAP</w:t>
+            </w:r>
+          </w:p>
+        </w:tc>
+      </w:tr>
+      <w:tr>
+        <w:tc>
+          <w:tcPr>
+            <w:tcW w:type="dxa" w:w="2880"/>
+            <w:shd w:fill="f0f4ff" w:val="clear"/>
+          </w:tcPr>
+          <w:p>
+            <w:r/>
+            <w:r>
+              <w:rPr>
+                <w:sz w:val="18"/>
+              </w:rPr>
+              <w:t>Terraform Consistency</w:t>
+            </w:r>
+          </w:p>
+        </w:tc>
+        <w:tc>
+          <w:tcPr>
+            <w:tcW w:type="dxa" w:w="2880"/>
+            <w:shd w:fill="f0f4ff" w:val="clear"/>
+          </w:tcPr>
+          <w:p>
+            <w:r/>
+            <w:r>
+              <w:rPr>
+                <w:sz w:val="18"/>
+              </w:rPr>
+              <w:t>6</w:t>
+            </w:r>
+          </w:p>
+        </w:tc>
+        <w:tc>
+          <w:tcPr>
+            <w:tcW w:type="dxa" w:w="2880"/>
+            <w:shd w:fill="f0f4ff" w:val="clear"/>
+          </w:tcPr>
+          <w:p>
+            <w:r/>
+            <w:r>
+              <w:rPr>
+                <w:sz w:val="18"/>
+              </w:rPr>
+              <w:t>enable_glb vars, gateway_allowed_principals, backends, IAP, TLS</w:t>
+            </w:r>
+          </w:p>
+        </w:tc>
+      </w:tr>
+      <w:tr>
+        <w:tc>
+          <w:tcPr>
+            <w:tcW w:type="dxa" w:w="2880"/>
+          </w:tcPr>
+          <w:p>
+            <w:r/>
+            <w:r>
+              <w:rPr>
+                <w:sz w:val="18"/>
+              </w:rPr>
+              <w:t>VPC Internal Ingress</w:t>
+            </w:r>
+          </w:p>
+        </w:tc>
+        <w:tc>
+          <w:tcPr>
+            <w:tcW w:type="dxa" w:w="2880"/>
+          </w:tcPr>
+          <w:p>
+            <w:r/>
+            <w:r>
+              <w:rPr>
+                <w:sz w:val="18"/>
+              </w:rPr>
+              <w:t>4</w:t>
+            </w:r>
+          </w:p>
+        </w:tc>
+        <w:tc>
+          <w:tcPr>
+            <w:tcW w:type="dxa" w:w="2880"/>
+          </w:tcPr>
+          <w:p>
+            <w:r/>
+            <w:r>
+              <w:rPr>
+                <w:sz w:val="18"/>
+              </w:rPr>
+              <w:t>Three-way conditionals, enable_vpc_internal vars, reachability checks, exports</w:t>
+            </w:r>
+          </w:p>
+        </w:tc>
+      </w:tr>
+      <w:tr>
+        <w:tc>
+          <w:tcPr>
+            <w:tcW w:type="dxa" w:w="2880"/>
+            <w:shd w:fill="f0f4ff" w:val="clear"/>
+          </w:tcPr>
+          <w:p>
+            <w:r/>
+            <w:r>
+              <w:rPr>
+                <w:sz w:val="18"/>
+              </w:rPr>
+              <w:t>IAP Access Model</w:t>
+            </w:r>
+          </w:p>
+        </w:tc>
+        <w:tc>
+          <w:tcPr>
+            <w:tcW w:type="dxa" w:w="2880"/>
+            <w:shd w:fill="f0f4ff" w:val="clear"/>
+          </w:tcPr>
+          <w:p>
+            <w:r/>
+            <w:r>
+              <w:rPr>
+                <w:sz w:val="18"/>
+              </w:rPr>
+              <w:t>3</w:t>
+            </w:r>
+          </w:p>
+        </w:tc>
+        <w:tc>
+          <w:tcPr>
+            <w:tcW w:type="dxa" w:w="2880"/>
+            <w:shd w:fill="f0f4ff" w:val="clear"/>
+          </w:tcPr>
+          <w:p>
+            <w:r/>
+            <w:r>
+              <w:rPr>
+                <w:sz w:val="18"/>
+              </w:rPr>
+              <w:t>No VPN in prompts, IAP guidance in scripts, IAP firewall rules</w:t>
+            </w:r>
+          </w:p>
+        </w:tc>
+      </w:tr>
+      <w:tr>
+        <w:tc>
+          <w:tcPr>
+            <w:tcW w:type="dxa" w:w="2880"/>
+          </w:tcPr>
+          <w:p>
+            <w:r/>
+            <w:r>
+              <w:rPr>
+                <w:sz w:val="18"/>
+              </w:rPr>
+              <w:t>Teardown Coverage</w:t>
+            </w:r>
+          </w:p>
+        </w:tc>
+        <w:tc>
+          <w:tcPr>
+            <w:tcW w:type="dxa" w:w="2880"/>
+          </w:tcPr>
+          <w:p>
+            <w:r/>
+            <w:r>
+              <w:rPr>
+                <w:sz w:val="18"/>
+              </w:rPr>
+              <w:t>1</w:t>
+            </w:r>
+          </w:p>
+        </w:tc>
+        <w:tc>
+          <w:tcPr>
+            <w:tcW w:type="dxa" w:w="2880"/>
+          </w:tcPr>
+          <w:p>
+            <w:r/>
+            <w:r>
+              <w:rPr>
+                <w:sz w:val="18"/>
+              </w:rPr>
+              <w:t>All GLB resources handled</w:t>
+            </w:r>
+          </w:p>
+        </w:tc>
+      </w:tr>
+    </w:tbl>
+    <w:p>
+      <w:pPr>
+        <w:pStyle w:val="Heading2"/>
+      </w:pPr>
+      <w:r>
+        <w:t>12.2 End-to-End Tests: e2e-test.sh</w:t>
+      </w:r>
+    </w:p>
+    <w:p>
+      <w:r>
+        <w:t>An 8-layer test suite that validates the full deployment from infrastructure through IAP access. Tests return PASS (0), FAIL (1), or SKIP (2, when a component is not deployed).</w:t>
+      </w:r>
+    </w:p>
+    <w:tbl>
+      <w:tblPr>
+        <w:tblStyle w:val="TableGrid"/>
+        <w:tblW w:type="auto" w:w="0"/>
+        <w:jc w:val="left"/>
+        <w:tblLook w:firstColumn="1" w:firstRow="1" w:lastColumn="0" w:lastRow="0" w:noHBand="0" w:noVBand="1" w:val="04A0"/>
+      </w:tblPr>
+      <w:tblGrid>
+        <w:gridCol w:w="2880"/>
+        <w:gridCol w:w="2880"/>
+        <w:gridCol w:w="2880"/>
+      </w:tblGrid>
+      <w:tr>
+        <w:tc>
+          <w:tcPr>
+            <w:tcW w:type="dxa" w:w="2880"/>
+            <w:shd w:fill="1a73e8" w:val="clear"/>
+          </w:tcPr>
+          <w:p>
+            <w:pPr>
+              <w:jc w:val="left"/>
+            </w:pPr>
+            <w:r/>
+            <w:r>
+              <w:rPr>
+                <w:b/>
+                <w:color w:val="FFFFFF"/>
+                <w:sz w:val="18"/>
+              </w:rPr>
+              <w:t>Layer</w:t>
+            </w:r>
+          </w:p>
+        </w:tc>
+        <w:tc>
+          <w:tcPr>
+            <w:tcW w:type="dxa" w:w="2880"/>
+            <w:shd w:fill="1a73e8" w:val="clear"/>
+          </w:tcPr>
+          <w:p>
+            <w:pPr>
+              <w:jc w:val="left"/>
+            </w:pPr>
+            <w:r/>
+            <w:r>
+              <w:rPr>
+                <w:b/>
+                <w:color w:val="FFFFFF"/>
+                <w:sz w:val="18"/>
+              </w:rPr>
+              <w:t>Focus</w:t>
+            </w:r>
+          </w:p>
+        </w:tc>
+        <w:tc>
+          <w:tcPr>
+            <w:tcW w:type="dxa" w:w="2880"/>
+            <w:shd w:fill="1a73e8" w:val="clear"/>
+          </w:tcPr>
+          <w:p>
+            <w:pPr>
+              <w:jc w:val="left"/>
+            </w:pPr>
+            <w:r/>
+            <w:r>
+              <w:rPr>
+                <w:b/>
+                <w:color w:val="FFFFFF"/>
+                <w:sz w:val="18"/>
+              </w:rPr>
+              <w:t>Example Tests</w:t>
+            </w:r>
+          </w:p>
+        </w:tc>
+      </w:tr>
+      <w:tr>
+        <w:tc>
+          <w:tcPr>
+            <w:tcW w:type="dxa" w:w="2880"/>
+          </w:tcPr>
+          <w:p>
+            <w:r/>
+            <w:r>
+              <w:rPr>
+                <w:sz w:val="18"/>
+              </w:rPr>
+              <w:t>1. Infrastructure</w:t>
+            </w:r>
+          </w:p>
+        </w:tc>
+        <w:tc>
+          <w:tcPr>
+            <w:tcW w:type="dxa" w:w="2880"/>
+          </w:tcPr>
+          <w:p>
+            <w:r/>
+            <w:r>
+              <w:rPr>
+                <w:sz w:val="18"/>
+              </w:rPr>
+              <w:t>Cloud Run services, IP addresses</w:t>
+            </w:r>
+          </w:p>
+        </w:tc>
+        <w:tc>
+          <w:tcPr>
+            <w:tcW w:type="dxa" w:w="2880"/>
+          </w:tcPr>
+          <w:p>
+            <w:r/>
+            <w:r>
+              <w:rPr>
+                <w:sz w:val="18"/>
+              </w:rPr>
+              <w:t>Services in READY state, no public IPs</w:t>
+            </w:r>
+          </w:p>
+        </w:tc>
+      </w:tr>
+      <w:tr>
+        <w:tc>
+          <w:tcPr>
+            <w:tcW w:type="dxa" w:w="2880"/>
+            <w:shd w:fill="f0f4ff" w:val="clear"/>
+          </w:tcPr>
+          <w:p>
+            <w:r/>
+            <w:r>
+              <w:rPr>
+                <w:sz w:val="18"/>
+              </w:rPr>
+              <w:t>2. Network Path</w:t>
+            </w:r>
+          </w:p>
+        </w:tc>
+        <w:tc>
+          <w:tcPr>
+            <w:tcW w:type="dxa" w:w="2880"/>
+            <w:shd w:fill="f0f4ff" w:val="clear"/>
+          </w:tcPr>
+          <w:p>
+            <w:r/>
+            <w:r>
+              <w:rPr>
+                <w:sz w:val="18"/>
+              </w:rPr>
+              <w:t>Connectivity, auth</w:t>
+            </w:r>
+          </w:p>
+        </w:tc>
+        <w:tc>
+          <w:tcPr>
+            <w:tcW w:type="dxa" w:w="2880"/>
+            <w:shd w:fill="f0f4ff" w:val="clear"/>
+          </w:tcPr>
+          <w:p>
+            <w:r/>
+            <w:r>
+              <w:rPr>
+                <w:sz w:val="18"/>
+              </w:rPr>
+              <w:t>Gateway /health, TLS, access token auth</w:t>
+            </w:r>
+          </w:p>
+        </w:tc>
+      </w:tr>
+      <w:tr>
+        <w:tc>
+          <w:tcPr>
+            <w:tcW w:type="dxa" w:w="2880"/>
+          </w:tcPr>
+          <w:p>
+            <w:r/>
+            <w:r>
+              <w:rPr>
+                <w:sz w:val="18"/>
+              </w:rPr>
+              <w:t>3. Gateway Proxy</w:t>
+            </w:r>
+          </w:p>
+        </w:tc>
+        <w:tc>
+          <w:tcPr>
+            <w:tcW w:type="dxa" w:w="2880"/>
+          </w:tcPr>
+          <w:p>
+            <w:r/>
+            <w:r>
+              <w:rPr>
+                <w:sz w:val="18"/>
+              </w:rPr>
+              <w:t>Inference, streaming</w:t>
+            </w:r>
+          </w:p>
+        </w:tc>
+        <w:tc>
+          <w:tcPr>
+            <w:tcW w:type="dxa" w:w="2880"/>
+          </w:tcPr>
+          <w:p>
+            <w:r/>
+            <w:r>
+              <w:rPr>
+                <w:sz w:val="18"/>
+              </w:rPr>
+              <w:t>Haiku inference, response streaming</w:t>
+            </w:r>
+          </w:p>
+        </w:tc>
+      </w:tr>
+      <w:tr>
+        <w:tc>
+          <w:tcPr>
+            <w:tcW w:type="dxa" w:w="2880"/>
+            <w:shd w:fill="f0f4ff" w:val="clear"/>
+          </w:tcPr>
+          <w:p>
+            <w:r/>
+            <w:r>
+              <w:rPr>
+                <w:sz w:val="18"/>
+              </w:rPr>
+              <w:t>4. Dev Portal</w:t>
+            </w:r>
+          </w:p>
+        </w:tc>
+        <w:tc>
+          <w:tcPr>
+            <w:tcW w:type="dxa" w:w="2880"/>
+            <w:shd w:fill="f0f4ff" w:val="clear"/>
+          </w:tcPr>
+          <w:p>
+            <w:r/>
+            <w:r>
+              <w:rPr>
+                <w:sz w:val="18"/>
+              </w:rPr>
+              <w:t>Static site</w:t>
+            </w:r>
+          </w:p>
+        </w:tc>
+        <w:tc>
+          <w:tcPr>
+            <w:tcW w:type="dxa" w:w="2880"/>
+            <w:shd w:fill="f0f4ff" w:val="clear"/>
+          </w:tcPr>
+          <w:p>
+            <w:r/>
+            <w:r>
+              <w:rPr>
+                <w:sz w:val="18"/>
+              </w:rPr>
+              <w:t>Portal serves HTML, contains gateway URLs</w:t>
+            </w:r>
+          </w:p>
+        </w:tc>
+      </w:tr>
+      <w:tr>
+        <w:tc>
+          <w:tcPr>
+            <w:tcW w:type="dxa" w:w="2880"/>
+          </w:tcPr>
+          <w:p>
+            <w:r/>
+            <w:r>
+              <w:rPr>
+                <w:sz w:val="18"/>
+              </w:rPr>
+              <w:t>5. MCP Tools</w:t>
+            </w:r>
+          </w:p>
+        </w:tc>
+        <w:tc>
+          <w:tcPr>
+            <w:tcW w:type="dxa" w:w="2880"/>
+          </w:tcPr>
+          <w:p>
+            <w:r/>
+            <w:r>
+              <w:rPr>
+                <w:sz w:val="18"/>
+              </w:rPr>
+              <w:t>MCP protocol</w:t>
+            </w:r>
+          </w:p>
+        </w:tc>
+        <w:tc>
+          <w:tcPr>
+            <w:tcW w:type="dxa" w:w="2880"/>
+          </w:tcPr>
+          <w:p>
+            <w:r/>
+            <w:r>
+              <w:rPr>
+                <w:sz w:val="18"/>
+              </w:rPr>
+              <w:t>Tool list, tool invocation (gcp_project_info)</w:t>
+            </w:r>
+          </w:p>
+        </w:tc>
+      </w:tr>
+      <w:tr>
+        <w:tc>
+          <w:tcPr>
+            <w:tcW w:type="dxa" w:w="2880"/>
+            <w:shd w:fill="f0f4ff" w:val="clear"/>
+          </w:tcPr>
+          <w:p>
+            <w:r/>
+            <w:r>
+              <w:rPr>
+                <w:sz w:val="18"/>
+              </w:rPr>
+              <w:t>6. Negative + Obs</w:t>
+            </w:r>
+          </w:p>
+        </w:tc>
+        <w:tc>
+          <w:tcPr>
+            <w:tcW w:type="dxa" w:w="2880"/>
+            <w:shd w:fill="f0f4ff" w:val="clear"/>
+          </w:tcPr>
+          <w:p>
+            <w:r/>
+            <w:r>
+              <w:rPr>
+                <w:sz w:val="18"/>
+              </w:rPr>
+              <w:t>Security, dashboard</w:t>
+            </w:r>
+          </w:p>
+        </w:tc>
+        <w:tc>
+          <w:tcPr>
+            <w:tcW w:type="dxa" w:w="2880"/>
+            <w:shd w:fill="f0f4ff" w:val="clear"/>
+          </w:tcPr>
+          <w:p>
+            <w:r/>
+            <w:r>
+              <w:rPr>
+                <w:sz w:val="18"/>
+              </w:rPr>
+              <w:t>Unauth rejected, dashboard health</w:t>
+            </w:r>
+          </w:p>
+        </w:tc>
+      </w:tr>
+      <w:tr>
+        <w:tc>
+          <w:tcPr>
+            <w:tcW w:type="dxa" w:w="2880"/>
+          </w:tcPr>
+          <w:p>
+            <w:r/>
+            <w:r>
+              <w:rPr>
+                <w:sz w:val="18"/>
+              </w:rPr>
+              <w:t>7. GLB</w:t>
+            </w:r>
+          </w:p>
+        </w:tc>
+        <w:tc>
+          <w:tcPr>
+            <w:tcW w:type="dxa" w:w="2880"/>
+          </w:tcPr>
+          <w:p>
+            <w:r/>
+            <w:r>
+              <w:rPr>
+                <w:sz w:val="18"/>
+              </w:rPr>
+              <w:t>Load balancer</w:t>
+            </w:r>
+          </w:p>
+        </w:tc>
+        <w:tc>
+          <w:tcPr>
+            <w:tcW w:type="dxa" w:w="2880"/>
+          </w:tcPr>
+          <w:p>
+            <w:r/>
+            <w:r>
+              <w:rPr>
+                <w:sz w:val="18"/>
+              </w:rPr>
+              <w:t>GLB health, inference, direct-run-blocked, unauth</w:t>
+            </w:r>
+          </w:p>
+        </w:tc>
+      </w:tr>
+      <w:tr>
+        <w:tc>
+          <w:tcPr>
+            <w:tcW w:type="dxa" w:w="2880"/>
+            <w:shd w:fill="f0f4ff" w:val="clear"/>
+          </w:tcPr>
+          <w:p>
+            <w:r/>
+            <w:r>
+              <w:rPr>
+                <w:sz w:val="18"/>
+              </w:rPr>
+              <w:t>8. IAP Access</w:t>
+            </w:r>
+          </w:p>
+        </w:tc>
+        <w:tc>
+          <w:tcPr>
+            <w:tcW w:type="dxa" w:w="2880"/>
+            <w:shd w:fill="f0f4ff" w:val="clear"/>
+          </w:tcPr>
+          <w:p>
+            <w:r/>
+            <w:r>
+              <w:rPr>
+                <w:sz w:val="18"/>
+              </w:rPr>
+              <w:t>IAP mechanisms</w:t>
+            </w:r>
+          </w:p>
+        </w:tc>
+        <w:tc>
+          <w:tcPr>
+            <w:tcW w:type="dxa" w:w="2880"/>
+            <w:shd w:fill="f0f4ff" w:val="clear"/>
+          </w:tcPr>
+          <w:p>
+            <w:r/>
+            <w:r>
+              <w:rPr>
+                <w:sz w:val="18"/>
+              </w:rPr>
+              <w:t>SSH firewall rule, IAM bindings, dev VM reachability</w:t>
+            </w:r>
+          </w:p>
+        </w:tc>
+      </w:tr>
+    </w:tbl>
+    <w:p/>
+    <w:p>
+      <w:r>
+        <w:t>Layer 8 (IAP Access) was added to validate the IAP-based access model. Test 8.3 (dev VM reaches gateway internally) SSHs into the dev VM via IAP and curls the gateway from inside the VPC — confirming the full Tier 2 access path works end-to-end.</w:t>
+      </w:r>
+    </w:p>
+    <w:p>
+      <w:r>
+        <w:t>If the gateway is unreachable (VPC-internal mode from outside the VPC), the script exits with code 2 and prints IAP SSH guidance instead of failing silently.</w:t>
+      </w:r>
+    </w:p>
+    <w:p>
+      <w:r>
+        <w:br w:type="page"/>
+      </w:r>
+    </w:p>
+    <w:p>
+      <w:pPr>
+        <w:pStyle w:val="Heading1"/>
+      </w:pPr>
+      <w:r>
         <w:t>Appendix A: Complete Lifecycle Diagram</w:t>
       </w:r>
     </w:p>
@@ -6234,7 +9271,22 @@
           <w:color w:val="333333"/>
           <w:sz w:val="18"/>
         </w:rPr>
-        <w:t xml:space="preserve">  |-- Prompts --&gt; config.yaml</w:t>
+        <w:t xml:space="preserve">  |-- Prompts --&gt; config.yaml (incl. vpc: internal_ingress flag)</w:t>
+      </w:r>
+    </w:p>
+    <w:p>
+      <w:pPr>
+        <w:spacing w:before="0" w:after="0"/>
+        <w:ind w:left="850"/>
+        <w:jc w:val="left"/>
+      </w:pPr>
+      <w:r>
+        <w:rPr>
+          <w:rFonts w:ascii="Consolas" w:hAnsi="Consolas"/>
+          <w:color w:val="333333"/>
+          <w:sz w:val="18"/>
+        </w:rPr>
+        <w:t xml:space="preserve">  |-- Validates: GLB and VPC-internal are mutually exclusive</w:t>
       </w:r>
     </w:p>
     <w:p>
@@ -6339,6 +9391,21 @@
           <w:color w:val="333333"/>
           <w:sz w:val="18"/>
         </w:rPr>
+        <w:t xml:space="preserve">  |     |-- Three-way ingress: standard / GLB / VPC-internal</w:t>
+      </w:r>
+    </w:p>
+    <w:p>
+      <w:pPr>
+        <w:spacing w:before="0" w:after="0"/>
+        <w:ind w:left="850"/>
+        <w:jc w:val="left"/>
+      </w:pPr>
+      <w:r>
+        <w:rPr>
+          <w:rFonts w:ascii="Consolas" w:hAnsi="Consolas"/>
+          <w:color w:val="333333"/>
+          <w:sz w:val="18"/>
+        </w:rPr>
         <w:t xml:space="preserve">  |     +-- Cloud Run deploy (--no-invoker-iam-check, ENABLE_TOKEN_VALIDATION=1)</w:t>
       </w:r>
     </w:p>
@@ -6369,7 +9436,7 @@
           <w:color w:val="333333"/>
           <w:sz w:val="18"/>
         </w:rPr>
-        <w:t xml:space="preserve">  |-- deploy-mcp-gateway.sh  (same shape, different SA roles)</w:t>
+        <w:t xml:space="preserve">  |-- deploy-mcp-gateway.sh  (same shape, same three-way ingress)</w:t>
       </w:r>
     </w:p>
     <w:p>
@@ -6384,7 +9451,7 @@
           <w:color w:val="333333"/>
           <w:sz w:val="18"/>
         </w:rPr>
-        <w:t xml:space="preserve">  |-- deploy-dev-portal.sh   (nginx, placeholder substitution)</w:t>
+        <w:t xml:space="preserve">  |-- deploy-dev-portal.sh   (nginx, placeholder substitution, three-way ingress)</w:t>
       </w:r>
     </w:p>
     <w:p>
@@ -6459,7 +9526,7 @@
           <w:color w:val="333333"/>
           <w:sz w:val="18"/>
         </w:rPr>
-        <w:t xml:space="preserve">  |     +-- Admin dashboard (Cloud Run, Chart.js, 6 panels)</w:t>
+        <w:t xml:space="preserve">  |     +-- Admin dashboard (Cloud Run, Chart.js, 6 panels, three-way ingress)</w:t>
       </w:r>
     </w:p>
     <w:p>
@@ -6489,7 +9556,37 @@
           <w:color w:val="333333"/>
           <w:sz w:val="18"/>
         </w:rPr>
-        <w:t xml:space="preserve">  +-- (optional) deploy-glb.sh, deploy-dev-vm.sh</w:t>
+        <w:t xml:space="preserve">  |-- (optional) deploy-glb.sh   (mutually exclusive with VPC-internal)</w:t>
+      </w:r>
+    </w:p>
+    <w:p>
+      <w:pPr>
+        <w:spacing w:before="0" w:after="0"/>
+        <w:ind w:left="850"/>
+        <w:jc w:val="left"/>
+      </w:pPr>
+      <w:r>
+        <w:rPr>
+          <w:rFonts w:ascii="Consolas" w:hAnsi="Consolas"/>
+          <w:color w:val="333333"/>
+          <w:sz w:val="18"/>
+        </w:rPr>
+        <w:t xml:space="preserve">  |     +-- deploy-dev-portal.sh (re-deployed to inject GLB URLs)</w:t>
+      </w:r>
+    </w:p>
+    <w:p>
+      <w:pPr>
+        <w:spacing w:before="0" w:after="0"/>
+        <w:ind w:left="850"/>
+        <w:jc w:val="left"/>
+      </w:pPr>
+      <w:r>
+        <w:rPr>
+          <w:rFonts w:ascii="Consolas" w:hAnsi="Consolas"/>
+          <w:color w:val="333333"/>
+          <w:sz w:val="18"/>
+        </w:rPr>
+        <w:t xml:space="preserve">  +-- (optional) deploy-dev-vm.sh (recommended for VPC-internal; always last)</w:t>
       </w:r>
     </w:p>
     <w:p/>
@@ -6550,7 +9647,7 @@
           <w:color w:val="333333"/>
           <w:sz w:val="18"/>
         </w:rPr>
-        <w:t xml:space="preserve">  |-- Auto-discover gateway URLs</w:t>
+        <w:t xml:space="preserve">  |-- Auto-discover gateway URLs (GLB -&gt; Cloud Run fallback chain)</w:t>
       </w:r>
     </w:p>
     <w:p>
@@ -6580,7 +9677,203 @@
           <w:color w:val="333333"/>
           <w:sz w:val="18"/>
         </w:rPr>
-        <w:t xml:space="preserve">  +-- Smoke test /health</w:t>
+        <w:t xml:space="preserve">  |-- Reachability pre-check (/healthz, 5s timeout)</w:t>
+      </w:r>
+    </w:p>
+    <w:p>
+      <w:pPr>
+        <w:spacing w:before="0" w:after="0"/>
+        <w:ind w:left="850"/>
+        <w:jc w:val="left"/>
+      </w:pPr>
+      <w:r>
+        <w:rPr>
+          <w:rFonts w:ascii="Consolas" w:hAnsi="Consolas"/>
+          <w:color w:val="333333"/>
+          <w:sz w:val="18"/>
+        </w:rPr>
+        <w:t xml:space="preserve">  |     |-- Reachable:  authenticated smoke test (/health with ADC token)</w:t>
+      </w:r>
+    </w:p>
+    <w:p>
+      <w:pPr>
+        <w:spacing w:before="0" w:after="0"/>
+        <w:ind w:left="850"/>
+        <w:jc w:val="left"/>
+      </w:pPr>
+      <w:r>
+        <w:rPr>
+          <w:rFonts w:ascii="Consolas" w:hAnsi="Consolas"/>
+          <w:color w:val="333333"/>
+          <w:sz w:val="18"/>
+        </w:rPr>
+        <w:t xml:space="preserve">  |     +-- Unreachable: skip test, print IAP SSH guidance (no VPN needed)</w:t>
+      </w:r>
+    </w:p>
+    <w:p>
+      <w:pPr>
+        <w:spacing w:before="0" w:after="0"/>
+        <w:ind w:left="850"/>
+        <w:jc w:val="left"/>
+      </w:pPr>
+      <w:r>
+        <w:rPr>
+          <w:rFonts w:ascii="Consolas" w:hAnsi="Consolas"/>
+          <w:color w:val="333333"/>
+          <w:sz w:val="18"/>
+        </w:rPr>
+        <w:t xml:space="preserve">  +-- "setup complete" — start Claude Code with: claude</w:t>
+      </w:r>
+    </w:p>
+    <w:p/>
+    <w:p>
+      <w:pPr>
+        <w:spacing w:before="0" w:after="0"/>
+        <w:ind w:left="850"/>
+        <w:jc w:val="left"/>
+      </w:pPr>
+      <w:r>
+        <w:rPr>
+          <w:rFonts w:ascii="Consolas" w:hAnsi="Consolas"/>
+          <w:color w:val="333333"/>
+          <w:sz w:val="18"/>
+        </w:rPr>
+        <w:t>Access Tiers (both IAP-based, no VPN required)</w:t>
+      </w:r>
+    </w:p>
+    <w:p>
+      <w:pPr>
+        <w:spacing w:before="0" w:after="0"/>
+        <w:ind w:left="850"/>
+        <w:jc w:val="left"/>
+      </w:pPr>
+      <w:r>
+        <w:rPr>
+          <w:rFonts w:ascii="Consolas" w:hAnsi="Consolas"/>
+          <w:color w:val="333333"/>
+          <w:sz w:val="18"/>
+        </w:rPr>
+        <w:t xml:space="preserve">  |</w:t>
+      </w:r>
+    </w:p>
+    <w:p>
+      <w:pPr>
+        <w:spacing w:before="0" w:after="0"/>
+        <w:ind w:left="850"/>
+        <w:jc w:val="left"/>
+      </w:pPr>
+      <w:r>
+        <w:rPr>
+          <w:rFonts w:ascii="Consolas" w:hAnsi="Consolas"/>
+          <w:color w:val="333333"/>
+          <w:sz w:val="18"/>
+        </w:rPr>
+        <w:t xml:space="preserve">  |-- Tier 1: GLB + IAP (production)</w:t>
+      </w:r>
+    </w:p>
+    <w:p>
+      <w:pPr>
+        <w:spacing w:before="0" w:after="0"/>
+        <w:ind w:left="850"/>
+        <w:jc w:val="left"/>
+      </w:pPr>
+      <w:r>
+        <w:rPr>
+          <w:rFonts w:ascii="Consolas" w:hAnsi="Consolas"/>
+          <w:color w:val="333333"/>
+          <w:sz w:val="18"/>
+        </w:rPr>
+        <w:t xml:space="preserve">  |     |-- Laptop --&gt; GLB --&gt; Cloud Run (internal-and-cloud-load-balancing)</w:t>
+      </w:r>
+    </w:p>
+    <w:p>
+      <w:pPr>
+        <w:spacing w:before="0" w:after="0"/>
+        <w:ind w:left="850"/>
+        <w:jc w:val="left"/>
+      </w:pPr>
+      <w:r>
+        <w:rPr>
+          <w:rFonts w:ascii="Consolas" w:hAnsi="Consolas"/>
+          <w:color w:val="333333"/>
+          <w:sz w:val="18"/>
+        </w:rPr>
+        <w:t xml:space="preserve">  |     |-- Browser services: IAP (Google SSO)</w:t>
+      </w:r>
+    </w:p>
+    <w:p>
+      <w:pPr>
+        <w:spacing w:before="0" w:after="0"/>
+        <w:ind w:left="850"/>
+        <w:jc w:val="left"/>
+      </w:pPr>
+      <w:r>
+        <w:rPr>
+          <w:rFonts w:ascii="Consolas" w:hAnsi="Consolas"/>
+          <w:color w:val="333333"/>
+          <w:sz w:val="18"/>
+        </w:rPr>
+        <w:t xml:space="preserve">  |     +-- API services: token_validation middleware</w:t>
+      </w:r>
+    </w:p>
+    <w:p>
+      <w:pPr>
+        <w:spacing w:before="0" w:after="0"/>
+        <w:ind w:left="850"/>
+        <w:jc w:val="left"/>
+      </w:pPr>
+      <w:r>
+        <w:rPr>
+          <w:rFonts w:ascii="Consolas" w:hAnsi="Consolas"/>
+          <w:color w:val="333333"/>
+          <w:sz w:val="18"/>
+        </w:rPr>
+        <w:t xml:space="preserve">  |</w:t>
+      </w:r>
+    </w:p>
+    <w:p>
+      <w:pPr>
+        <w:spacing w:before="0" w:after="0"/>
+        <w:ind w:left="850"/>
+        <w:jc w:val="left"/>
+      </w:pPr>
+      <w:r>
+        <w:rPr>
+          <w:rFonts w:ascii="Consolas" w:hAnsi="Consolas"/>
+          <w:color w:val="333333"/>
+          <w:sz w:val="18"/>
+        </w:rPr>
+        <w:t xml:space="preserve">  +-- Tier 2: Dev VM + IAP SSH (development / budget)</w:t>
+      </w:r>
+    </w:p>
+    <w:p>
+      <w:pPr>
+        <w:spacing w:before="0" w:after="0"/>
+        <w:ind w:left="850"/>
+        <w:jc w:val="left"/>
+      </w:pPr>
+      <w:r>
+        <w:rPr>
+          <w:rFonts w:ascii="Consolas" w:hAnsi="Consolas"/>
+          <w:color w:val="333333"/>
+          <w:sz w:val="18"/>
+        </w:rPr>
+        <w:t xml:space="preserve">        |-- Laptop --&gt; IAP SSH --&gt; Dev VM (inside VPC)</w:t>
+      </w:r>
+    </w:p>
+    <w:p>
+      <w:pPr>
+        <w:spacing w:before="0" w:after="0"/>
+        <w:ind w:left="850"/>
+        <w:jc w:val="left"/>
+      </w:pPr>
+      <w:r>
+        <w:rPr>
+          <w:rFonts w:ascii="Consolas" w:hAnsi="Consolas"/>
+          <w:color w:val="333333"/>
+          <w:sz w:val="18"/>
+        </w:rPr>
+        <w:t xml:space="preserve">        +-- Dev VM --&gt; Cloud Run (internal) directly</w:t>
       </w:r>
     </w:p>
     <w:p/>
@@ -6733,6 +10026,21 @@
           <w:sz w:val="18"/>
         </w:rPr>
         <w:t>seed-demo-data.sh</w:t>
+      </w:r>
+    </w:p>
+    <w:p>
+      <w:pPr>
+        <w:spacing w:before="0" w:after="0"/>
+        <w:ind w:left="850"/>
+        <w:jc w:val="left"/>
+      </w:pPr>
+      <w:r>
+        <w:rPr>
+          <w:rFonts w:ascii="Consolas" w:hAnsi="Consolas"/>
+          <w:color w:val="333333"/>
+          <w:sz w:val="18"/>
+        </w:rPr>
+        <w:t xml:space="preserve">  |-- Reachability pre-check (exit with IAP SSH guidance if unreachable)</w:t>
       </w:r>
     </w:p>
     <w:p>

--- a/Claude-VAI.docx
+++ b/Claude-VAI.docx
@@ -185,7 +185,15 @@
         <w:rPr>
           <w:sz w:val="22"/>
         </w:rPr>
-        <w:t xml:space="preserve">  12.  Validation and Regression Testing</w:t>
+        <w:t xml:space="preserve">  12.  Developer Onboarding</w:t>
+      </w:r>
+    </w:p>
+    <w:p>
+      <w:r>
+        <w:rPr>
+          <w:sz w:val="22"/>
+        </w:rPr>
+        <w:t xml:space="preserve">  13.  Validation and Regression Testing</w:t>
       </w:r>
     </w:p>
     <w:p>
@@ -2343,7 +2351,7 @@
     </w:p>
     <w:p>
       <w:r>
-        <w:t>Two project-level roles are granted to the service account:</w:t>
+        <w:t>Three project-level roles are granted to the service account:</w:t>
       </w:r>
     </w:p>
     <w:tbl>
@@ -2461,11 +2469,46 @@
           </w:p>
         </w:tc>
       </w:tr>
+      <w:tr>
+        <w:tc>
+          <w:tcPr>
+            <w:tcW w:type="dxa" w:w="4320"/>
+          </w:tcPr>
+          <w:p>
+            <w:r/>
+            <w:r>
+              <w:rPr>
+                <w:sz w:val="18"/>
+              </w:rPr>
+              <w:t>roles/iam.serviceAccountViewer</w:t>
+            </w:r>
+          </w:p>
+        </w:tc>
+        <w:tc>
+          <w:tcPr>
+            <w:tcW w:type="dxa" w:w="4320"/>
+          </w:tcPr>
+          <w:p>
+            <w:r/>
+            <w:r>
+              <w:rPr>
+                <w:sz w:val="18"/>
+              </w:rPr>
+              <w:t>Resolve GCE service account emails from numeric IDs (needed for dev VM token validation)</w:t>
+            </w:r>
+          </w:p>
+        </w:tc>
+      </w:tr>
     </w:tbl>
     <w:p/>
     <w:p>
       <w:r>
         <w:t>This service account — not the developer — authenticates to Vertex AI. Developers never receive roles/aiplatform.user directly.</w:t>
+      </w:r>
+    </w:p>
+    <w:p>
+      <w:r>
+        <w:t>The iam.serviceAccountViewer role is required because GCE metadata tokens (used by the dev VM) do not include an email in the tokeninfo response — only a numeric unique ID. The gateway resolves the email via the IAM API so it can match against ALLOWED_PRINCIPALS.</w:t>
       </w:r>
     </w:p>
     <w:p>
@@ -3381,7 +3424,7 @@
               <w:rPr>
                 <w:sz w:val="18"/>
               </w:rPr>
-              <w:t>aiplatform.user + logging.logWriter</w:t>
+              <w:t>aiplatform.user + logging.logWriter + iam.serviceAccountViewer</w:t>
             </w:r>
           </w:p>
         </w:tc>
@@ -3396,7 +3439,7 @@
               <w:rPr>
                 <w:sz w:val="18"/>
               </w:rPr>
-              <w:t>logging.logWriter only</w:t>
+              <w:t>logging.logWriter + iam.serviceAccountViewer</w:t>
             </w:r>
           </w:p>
         </w:tc>
@@ -4663,7 +4706,82 @@
           <w:color w:val="333333"/>
           <w:sz w:val="18"/>
         </w:rPr>
-        <w:t xml:space="preserve">  |-- Token looks like a JWT (3 dot-separated parts)?</w:t>
+        <w:t xml:space="preserve">  |-- Classify token type:</w:t>
+      </w:r>
+    </w:p>
+    <w:p>
+      <w:pPr>
+        <w:spacing w:before="0" w:after="0"/>
+        <w:ind w:left="850"/>
+        <w:jc w:val="left"/>
+      </w:pPr>
+      <w:r>
+        <w:rPr>
+          <w:rFonts w:ascii="Consolas" w:hAnsi="Consolas"/>
+          <w:color w:val="333333"/>
+          <w:sz w:val="18"/>
+        </w:rPr>
+        <w:t xml:space="preserve">  |     |-- Starts with "ya29."? --&gt; access token (skip JWT path)</w:t>
+      </w:r>
+    </w:p>
+    <w:p>
+      <w:pPr>
+        <w:spacing w:before="0" w:after="0"/>
+        <w:ind w:left="850"/>
+        <w:jc w:val="left"/>
+      </w:pPr>
+      <w:r>
+        <w:rPr>
+          <w:rFonts w:ascii="Consolas" w:hAnsi="Consolas"/>
+          <w:color w:val="333333"/>
+          <w:sz w:val="18"/>
+        </w:rPr>
+        <w:t xml:space="preserve">  |     |-- 3 dot-separated parts, header &gt;= 20 chars? --&gt; JWT</w:t>
+      </w:r>
+    </w:p>
+    <w:p>
+      <w:pPr>
+        <w:spacing w:before="0" w:after="0"/>
+        <w:ind w:left="850"/>
+        <w:jc w:val="left"/>
+      </w:pPr>
+      <w:r>
+        <w:rPr>
+          <w:rFonts w:ascii="Consolas" w:hAnsi="Consolas"/>
+          <w:color w:val="333333"/>
+          <w:sz w:val="18"/>
+        </w:rPr>
+        <w:t xml:space="preserve">  |     +-- Otherwise --&gt; access token</w:t>
+      </w:r>
+    </w:p>
+    <w:p>
+      <w:pPr>
+        <w:spacing w:before="0" w:after="0"/>
+        <w:ind w:left="850"/>
+        <w:jc w:val="left"/>
+      </w:pPr>
+      <w:r>
+        <w:rPr>
+          <w:rFonts w:ascii="Consolas" w:hAnsi="Consolas"/>
+          <w:color w:val="333333"/>
+          <w:sz w:val="18"/>
+        </w:rPr>
+        <w:t xml:space="preserve">  |</w:t>
+      </w:r>
+    </w:p>
+    <w:p>
+      <w:pPr>
+        <w:spacing w:before="0" w:after="0"/>
+        <w:ind w:left="850"/>
+        <w:jc w:val="left"/>
+      </w:pPr>
+      <w:r>
+        <w:rPr>
+          <w:rFonts w:ascii="Consolas" w:hAnsi="Consolas"/>
+          <w:color w:val="333333"/>
+          <w:sz w:val="18"/>
+        </w:rPr>
+        <w:t xml:space="preserve">  |-- JWT path:</w:t>
       </w:r>
     </w:p>
     <w:p>
@@ -4708,7 +4826,7 @@
           <w:color w:val="333333"/>
           <w:sz w:val="18"/>
         </w:rPr>
-        <w:t xml:space="preserve">  |</w:t>
+        <w:t xml:space="preserve">  |         Extract email from claims</w:t>
       </w:r>
     </w:p>
     <w:p>
@@ -4723,7 +4841,22 @@
           <w:color w:val="333333"/>
           <w:sz w:val="18"/>
         </w:rPr>
-        <w:t xml:space="preserve">  |-- Token is an access token (not JWT)?</w:t>
+        <w:t xml:space="preserve">  |</w:t>
+      </w:r>
+    </w:p>
+    <w:p>
+      <w:pPr>
+        <w:spacing w:before="0" w:after="0"/>
+        <w:ind w:left="850"/>
+        <w:jc w:val="left"/>
+      </w:pPr>
+      <w:r>
+        <w:rPr>
+          <w:rFonts w:ascii="Consolas" w:hAnsi="Consolas"/>
+          <w:color w:val="333333"/>
+          <w:sz w:val="18"/>
+        </w:rPr>
+        <w:t xml:space="preserve">  |-- Access token path:</w:t>
       </w:r>
     </w:p>
     <w:p>
@@ -4783,7 +4916,67 @@
           <w:color w:val="333333"/>
           <w:sz w:val="18"/>
         </w:rPr>
-        <w:t xml:space="preserve">  |             Parse email from response, cache result</w:t>
+        <w:t xml:space="preserve">  |             |-- email in response? --&gt; use it, cache result</w:t>
+      </w:r>
+    </w:p>
+    <w:p>
+      <w:pPr>
+        <w:spacing w:before="0" w:after="0"/>
+        <w:ind w:left="850"/>
+        <w:jc w:val="left"/>
+      </w:pPr>
+      <w:r>
+        <w:rPr>
+          <w:rFonts w:ascii="Consolas" w:hAnsi="Consolas"/>
+          <w:color w:val="333333"/>
+          <w:sz w:val="18"/>
+        </w:rPr>
+        <w:t xml:space="preserve">  |             +-- No email (GCE metadata token)?</w:t>
+      </w:r>
+    </w:p>
+    <w:p>
+      <w:pPr>
+        <w:spacing w:before="0" w:after="0"/>
+        <w:ind w:left="850"/>
+        <w:jc w:val="left"/>
+      </w:pPr>
+      <w:r>
+        <w:rPr>
+          <w:rFonts w:ascii="Consolas" w:hAnsi="Consolas"/>
+          <w:color w:val="333333"/>
+          <w:sz w:val="18"/>
+        </w:rPr>
+        <w:t xml:space="preserve">  |                   Resolve via IAM API: GET /v1/projects/-/serviceAccounts/{azp}</w:t>
+      </w:r>
+    </w:p>
+    <w:p>
+      <w:pPr>
+        <w:spacing w:before="0" w:after="0"/>
+        <w:ind w:left="850"/>
+        <w:jc w:val="left"/>
+      </w:pPr>
+      <w:r>
+        <w:rPr>
+          <w:rFonts w:ascii="Consolas" w:hAnsi="Consolas"/>
+          <w:color w:val="333333"/>
+          <w:sz w:val="18"/>
+        </w:rPr>
+        <w:t xml:space="preserve">  |                   (azp = numeric SA unique ID from tokeninfo)</w:t>
+      </w:r>
+    </w:p>
+    <w:p>
+      <w:pPr>
+        <w:spacing w:before="0" w:after="0"/>
+        <w:ind w:left="850"/>
+        <w:jc w:val="left"/>
+      </w:pPr>
+      <w:r>
+        <w:rPr>
+          <w:rFonts w:ascii="Consolas" w:hAnsi="Consolas"/>
+          <w:color w:val="333333"/>
+          <w:sz w:val="18"/>
+        </w:rPr>
+        <w:t xml:space="preserve">  |                   Cache resolved email (256 entries, 1-hour TTL)</w:t>
       </w:r>
     </w:p>
     <w:p>
@@ -4813,7 +5006,7 @@
           <w:color w:val="333333"/>
           <w:sz w:val="18"/>
         </w:rPr>
-        <w:t xml:space="preserve">  |-- Verification failed?</w:t>
+        <w:t xml:space="preserve">  |-- Verification failed (no email resolved)?</w:t>
       </w:r>
     </w:p>
     <w:p>
@@ -4919,6 +5112,17 @@
           <w:sz w:val="18"/>
         </w:rPr>
         <w:t xml:space="preserve">      Pass to next handler</w:t>
+      </w:r>
+    </w:p>
+    <w:p/>
+    <w:p>
+      <w:r>
+        <w:t>The ya29.* prefix check is critical: GCE metadata tokens (ya29.c.*) have three dot-separated parts, which would otherwise pass the JWT heuristic and be sent to OIDC verification, where they always fail. The prefix check short-circuits this misclassification.</w:t>
+      </w:r>
+    </w:p>
+    <w:p>
+      <w:r>
+        <w:t>The IAM API fallback exists because GCE metadata tokens return only a numeric azp (authorized party) in the tokeninfo response, not an email. The gateway calls IAM to resolve the service account email, which is then matched against ALLOWED_PRINCIPALS. Results are cached for 1 hour to avoid per-request IAM API calls. This path requires roles/iam.serviceAccountViewer on the gateway SA.</w:t>
       </w:r>
     </w:p>
     <w:p>
@@ -7770,6 +7974,11 @@
     <w:p>
       <w:r>
         <w:t>No GLB needed. Cloud Run uses --ingress internal. Developers SSH into the dev VM via IAP TCP tunneling and run Claude Code directly from the VM. The dev VM is pre-configured with Claude Code, ADC credentials, and gateway URLs pointing at the internal Cloud Run services.</w:t>
+      </w:r>
+    </w:p>
+    <w:p>
+      <w:r>
+        <w:t>deploy-dev-vm.sh handles two critical networking prerequisites automatically: (1) enabling Private Google Access on the default subnet (required for the no-public-IP VM to reach Cloud Run *.run.app endpoints), and (2) granting roles/run.invoker on the admin dashboard to the VM's service account (so developers can view the dashboard from the VM).</w:t>
       </w:r>
     </w:p>
     <w:p>
@@ -8340,7 +8549,12 @@
         <w:pStyle w:val="Heading1"/>
       </w:pPr>
       <w:r>
-        <w:t>12. Validation and Regression Testing</w:t>
+        <w:t>12. Developer Onboarding</w:t>
+      </w:r>
+    </w:p>
+    <w:p>
+      <w:r>
+        <w:t>This section covers the two workflows needed to get a new developer productive: the admin steps to grant access, and the developer steps to connect.</w:t>
       </w:r>
     </w:p>
     <w:p>
@@ -8348,7 +8562,567 @@
         <w:pStyle w:val="Heading2"/>
       </w:pPr>
       <w:r>
-        <w:t>12.1 Pre-Deploy Checks: pre-deploy-check.sh</w:t>
+        <w:t>12.1 Admin: Onboarding a New Developer</w:t>
+      </w:r>
+    </w:p>
+    <w:p>
+      <w:r>
+        <w:t>An admin (project owner/editor) performs these steps to grant a new developer access to the deployment:</w:t>
+      </w:r>
+    </w:p>
+    <w:p>
+      <w:r>
+        <w:rPr>
+          <w:b/>
+        </w:rPr>
+        <w:t xml:space="preserve">Step 1 — Add the developer to ALLOWED_PRINCIPALS. </w:t>
+      </w:r>
+      <w:r>
+        <w:t>Update config.yaml (or the Terraform allowed_principals variable) to include the developer's identity, then re-deploy the gateways so the ALLOWED_PRINCIPALS environment variable is updated.</w:t>
+      </w:r>
+    </w:p>
+    <w:p>
+      <w:pPr>
+        <w:spacing w:before="0" w:after="0"/>
+        <w:ind w:left="567"/>
+        <w:shd w:fill="F5F5F5" w:val="clear"/>
+      </w:pPr>
+      <w:r>
+        <w:rPr>
+          <w:rFonts w:ascii="Consolas" w:hAnsi="Consolas"/>
+          <w:color w:val="1A1A2E"/>
+          <w:sz w:val="17"/>
+        </w:rPr>
+        <w:t># Re-deploy gateways with updated principals</w:t>
+      </w:r>
+    </w:p>
+    <w:p>
+      <w:pPr>
+        <w:spacing w:before="0" w:after="0"/>
+        <w:ind w:left="567"/>
+        <w:shd w:fill="F5F5F5" w:val="clear"/>
+      </w:pPr>
+      <w:r>
+        <w:rPr>
+          <w:rFonts w:ascii="Consolas" w:hAnsi="Consolas"/>
+          <w:color w:val="1A1A2E"/>
+          <w:sz w:val="17"/>
+        </w:rPr>
+        <w:t>cd scripts &amp;&amp; ./deploy.sh</w:t>
+      </w:r>
+    </w:p>
+    <w:p/>
+    <w:p>
+      <w:r>
+        <w:rPr>
+          <w:b/>
+        </w:rPr>
+        <w:t xml:space="preserve">Step 2 — Grant IAP tunnel and OS Login roles (dev VM access). </w:t>
+      </w:r>
+      <w:r>
+        <w:t>If the developer will access the dev VM, grant two IAM roles:</w:t>
+      </w:r>
+    </w:p>
+    <w:p>
+      <w:pPr>
+        <w:spacing w:before="0" w:after="0"/>
+        <w:ind w:left="567"/>
+        <w:shd w:fill="F5F5F5" w:val="clear"/>
+      </w:pPr>
+      <w:r>
+        <w:rPr>
+          <w:rFonts w:ascii="Consolas" w:hAnsi="Consolas"/>
+          <w:color w:val="1A1A2E"/>
+          <w:sz w:val="17"/>
+        </w:rPr>
+        <w:t>gcloud projects add-iam-policy-binding $PROJECT_ID \</w:t>
+      </w:r>
+    </w:p>
+    <w:p>
+      <w:pPr>
+        <w:spacing w:before="0" w:after="0"/>
+        <w:ind w:left="567"/>
+        <w:shd w:fill="F5F5F5" w:val="clear"/>
+      </w:pPr>
+      <w:r>
+        <w:rPr>
+          <w:rFonts w:ascii="Consolas" w:hAnsi="Consolas"/>
+          <w:color w:val="1A1A2E"/>
+          <w:sz w:val="17"/>
+        </w:rPr>
+        <w:t xml:space="preserve">  --member="user:developer@example.com" \</w:t>
+      </w:r>
+    </w:p>
+    <w:p>
+      <w:pPr>
+        <w:spacing w:before="0" w:after="0"/>
+        <w:ind w:left="567"/>
+        <w:shd w:fill="F5F5F5" w:val="clear"/>
+      </w:pPr>
+      <w:r>
+        <w:rPr>
+          <w:rFonts w:ascii="Consolas" w:hAnsi="Consolas"/>
+          <w:color w:val="1A1A2E"/>
+          <w:sz w:val="17"/>
+        </w:rPr>
+        <w:t xml:space="preserve">  --role="roles/iap.tunnelResourceAccessor" --condition=None --quiet</w:t>
+      </w:r>
+    </w:p>
+    <w:p>
+      <w:pPr>
+        <w:spacing w:before="0" w:after="0"/>
+        <w:ind w:left="567"/>
+        <w:shd w:fill="F5F5F5" w:val="clear"/>
+      </w:pPr>
+      <w:r>
+        <w:rPr>
+          <w:rFonts w:ascii="Consolas" w:hAnsi="Consolas"/>
+          <w:color w:val="1A1A2E"/>
+          <w:sz w:val="17"/>
+        </w:rPr>
+      </w:r>
+    </w:p>
+    <w:p>
+      <w:pPr>
+        <w:spacing w:before="0" w:after="0"/>
+        <w:ind w:left="567"/>
+        <w:shd w:fill="F5F5F5" w:val="clear"/>
+      </w:pPr>
+      <w:r>
+        <w:rPr>
+          <w:rFonts w:ascii="Consolas" w:hAnsi="Consolas"/>
+          <w:color w:val="1A1A2E"/>
+          <w:sz w:val="17"/>
+        </w:rPr>
+        <w:t>gcloud projects add-iam-policy-binding $PROJECT_ID \</w:t>
+      </w:r>
+    </w:p>
+    <w:p>
+      <w:pPr>
+        <w:spacing w:before="0" w:after="0"/>
+        <w:ind w:left="567"/>
+        <w:shd w:fill="F5F5F5" w:val="clear"/>
+      </w:pPr>
+      <w:r>
+        <w:rPr>
+          <w:rFonts w:ascii="Consolas" w:hAnsi="Consolas"/>
+          <w:color w:val="1A1A2E"/>
+          <w:sz w:val="17"/>
+        </w:rPr>
+        <w:t xml:space="preserve">  --member="user:developer@example.com" \</w:t>
+      </w:r>
+    </w:p>
+    <w:p>
+      <w:pPr>
+        <w:spacing w:before="0" w:after="0"/>
+        <w:ind w:left="567"/>
+        <w:shd w:fill="F5F5F5" w:val="clear"/>
+      </w:pPr>
+      <w:r>
+        <w:rPr>
+          <w:rFonts w:ascii="Consolas" w:hAnsi="Consolas"/>
+          <w:color w:val="1A1A2E"/>
+          <w:sz w:val="17"/>
+        </w:rPr>
+        <w:t xml:space="preserve">  --role="roles/compute.osLogin" --condition=None --quiet</w:t>
+      </w:r>
+    </w:p>
+    <w:p/>
+    <w:p>
+      <w:r>
+        <w:t>These roles are granted automatically by deploy-dev-vm.sh for identities listed in PRINCIPALS at deploy time. For developers added later, the admin runs the commands above manually.</w:t>
+      </w:r>
+    </w:p>
+    <w:p>
+      <w:r>
+        <w:rPr>
+          <w:b/>
+        </w:rPr>
+        <w:t xml:space="preserve">Step 3 (optional) — Grant dashboard access. </w:t>
+      </w:r>
+      <w:r>
+        <w:t>The admin dashboard uses Cloud Run IAM (roles/run.invoker). Grant it per-service:</w:t>
+      </w:r>
+    </w:p>
+    <w:p>
+      <w:pPr>
+        <w:spacing w:before="0" w:after="0"/>
+        <w:ind w:left="567"/>
+        <w:shd w:fill="F5F5F5" w:val="clear"/>
+      </w:pPr>
+      <w:r>
+        <w:rPr>
+          <w:rFonts w:ascii="Consolas" w:hAnsi="Consolas"/>
+          <w:color w:val="1A1A2E"/>
+          <w:sz w:val="17"/>
+        </w:rPr>
+        <w:t>gcloud run services add-iam-policy-binding admin-dashboard \</w:t>
+      </w:r>
+    </w:p>
+    <w:p>
+      <w:pPr>
+        <w:spacing w:before="0" w:after="0"/>
+        <w:ind w:left="567"/>
+        <w:shd w:fill="F5F5F5" w:val="clear"/>
+      </w:pPr>
+      <w:r>
+        <w:rPr>
+          <w:rFonts w:ascii="Consolas" w:hAnsi="Consolas"/>
+          <w:color w:val="1A1A2E"/>
+          <w:sz w:val="17"/>
+        </w:rPr>
+        <w:t xml:space="preserve">  --project=$PROJECT_ID --region=$REGION \</w:t>
+      </w:r>
+    </w:p>
+    <w:p>
+      <w:pPr>
+        <w:spacing w:before="0" w:after="0"/>
+        <w:ind w:left="567"/>
+        <w:shd w:fill="F5F5F5" w:val="clear"/>
+      </w:pPr>
+      <w:r>
+        <w:rPr>
+          <w:rFonts w:ascii="Consolas" w:hAnsi="Consolas"/>
+          <w:color w:val="1A1A2E"/>
+          <w:sz w:val="17"/>
+        </w:rPr>
+        <w:t xml:space="preserve">  --member="user:developer@example.com" \</w:t>
+      </w:r>
+    </w:p>
+    <w:p>
+      <w:pPr>
+        <w:spacing w:before="0" w:after="0"/>
+        <w:ind w:left="567"/>
+        <w:shd w:fill="F5F5F5" w:val="clear"/>
+      </w:pPr>
+      <w:r>
+        <w:rPr>
+          <w:rFonts w:ascii="Consolas" w:hAnsi="Consolas"/>
+          <w:color w:val="1A1A2E"/>
+          <w:sz w:val="17"/>
+        </w:rPr>
+        <w:t xml:space="preserve">  --role="roles/run.invoker" --quiet</w:t>
+      </w:r>
+    </w:p>
+    <w:p>
+      <w:pPr>
+        <w:pStyle w:val="Heading2"/>
+      </w:pPr>
+      <w:r>
+        <w:t>12.2 Developer: Connecting to the Dev VM</w:t>
+      </w:r>
+    </w:p>
+    <w:p>
+      <w:r>
+        <w:t>Once the admin has completed onboarding, the developer connects with a single command:</w:t>
+      </w:r>
+    </w:p>
+    <w:p>
+      <w:pPr>
+        <w:spacing w:before="0" w:after="0"/>
+        <w:ind w:left="567"/>
+        <w:shd w:fill="F5F5F5" w:val="clear"/>
+      </w:pPr>
+      <w:r>
+        <w:rPr>
+          <w:rFonts w:ascii="Consolas" w:hAnsi="Consolas"/>
+          <w:color w:val="1A1A2E"/>
+          <w:sz w:val="17"/>
+        </w:rPr>
+        <w:t>gcloud compute ssh claude-code-dev-shared \</w:t>
+      </w:r>
+    </w:p>
+    <w:p>
+      <w:pPr>
+        <w:spacing w:before="0" w:after="0"/>
+        <w:ind w:left="567"/>
+        <w:shd w:fill="F5F5F5" w:val="clear"/>
+      </w:pPr>
+      <w:r>
+        <w:rPr>
+          <w:rFonts w:ascii="Consolas" w:hAnsi="Consolas"/>
+          <w:color w:val="1A1A2E"/>
+          <w:sz w:val="17"/>
+        </w:rPr>
+        <w:t xml:space="preserve">  --tunnel-through-iap \</w:t>
+      </w:r>
+    </w:p>
+    <w:p>
+      <w:pPr>
+        <w:spacing w:before="0" w:after="0"/>
+        <w:ind w:left="567"/>
+        <w:shd w:fill="F5F5F5" w:val="clear"/>
+      </w:pPr>
+      <w:r>
+        <w:rPr>
+          <w:rFonts w:ascii="Consolas" w:hAnsi="Consolas"/>
+          <w:color w:val="1A1A2E"/>
+          <w:sz w:val="17"/>
+        </w:rPr>
+        <w:t xml:space="preserve">  --project=$PROJECT_ID \</w:t>
+      </w:r>
+    </w:p>
+    <w:p>
+      <w:pPr>
+        <w:spacing w:before="0" w:after="0"/>
+        <w:ind w:left="567"/>
+        <w:shd w:fill="F5F5F5" w:val="clear"/>
+      </w:pPr>
+      <w:r>
+        <w:rPr>
+          <w:rFonts w:ascii="Consolas" w:hAnsi="Consolas"/>
+          <w:color w:val="1A1A2E"/>
+          <w:sz w:val="17"/>
+        </w:rPr>
+        <w:t xml:space="preserve">  --zone=$ZONE</w:t>
+      </w:r>
+    </w:p>
+    <w:p/>
+    <w:p>
+      <w:r>
+        <w:t>On first connection, gcloud generates an SSH key pair and pushes it via OS Login. This takes 10-20 seconds. Subsequent connections are instant.</w:t>
+      </w:r>
+    </w:p>
+    <w:p>
+      <w:r>
+        <w:t>Once on the VM, the developer simply runs claude — the CLI is pre-installed and settings.json is pre-configured with the gateway URLs and project settings. No additional setup is required.</w:t>
+      </w:r>
+    </w:p>
+    <w:p>
+      <w:pPr>
+        <w:pStyle w:val="Heading2"/>
+      </w:pPr>
+      <w:r>
+        <w:t>12.3 What the Dev VM Provides</w:t>
+      </w:r>
+    </w:p>
+    <w:tbl>
+      <w:tblPr>
+        <w:tblStyle w:val="TableGrid"/>
+        <w:tblW w:type="auto" w:w="0"/>
+        <w:jc w:val="left"/>
+        <w:tblLook w:firstColumn="1" w:firstRow="1" w:lastColumn="0" w:lastRow="0" w:noHBand="0" w:noVBand="1" w:val="04A0"/>
+      </w:tblPr>
+      <w:tblGrid>
+        <w:gridCol w:w="4320"/>
+        <w:gridCol w:w="4320"/>
+      </w:tblGrid>
+      <w:tr>
+        <w:tc>
+          <w:tcPr>
+            <w:tcW w:type="dxa" w:w="4320"/>
+            <w:shd w:fill="1a73e8" w:val="clear"/>
+          </w:tcPr>
+          <w:p>
+            <w:pPr>
+              <w:jc w:val="left"/>
+            </w:pPr>
+            <w:r/>
+            <w:r>
+              <w:rPr>
+                <w:b/>
+                <w:color w:val="FFFFFF"/>
+                <w:sz w:val="18"/>
+              </w:rPr>
+              <w:t>Component</w:t>
+            </w:r>
+          </w:p>
+        </w:tc>
+        <w:tc>
+          <w:tcPr>
+            <w:tcW w:type="dxa" w:w="4320"/>
+            <w:shd w:fill="1a73e8" w:val="clear"/>
+          </w:tcPr>
+          <w:p>
+            <w:pPr>
+              <w:jc w:val="left"/>
+            </w:pPr>
+            <w:r/>
+            <w:r>
+              <w:rPr>
+                <w:b/>
+                <w:color w:val="FFFFFF"/>
+                <w:sz w:val="18"/>
+              </w:rPr>
+              <w:t>Details</w:t>
+            </w:r>
+          </w:p>
+        </w:tc>
+      </w:tr>
+      <w:tr>
+        <w:tc>
+          <w:tcPr>
+            <w:tcW w:type="dxa" w:w="4320"/>
+          </w:tcPr>
+          <w:p>
+            <w:r/>
+            <w:r>
+              <w:rPr>
+                <w:sz w:val="18"/>
+              </w:rPr>
+              <w:t>Claude Code CLI</w:t>
+            </w:r>
+          </w:p>
+        </w:tc>
+        <w:tc>
+          <w:tcPr>
+            <w:tcW w:type="dxa" w:w="4320"/>
+          </w:tcPr>
+          <w:p>
+            <w:r/>
+            <w:r>
+              <w:rPr>
+                <w:sz w:val="18"/>
+              </w:rPr>
+              <w:t>Pre-installed via npm at startup</w:t>
+            </w:r>
+          </w:p>
+        </w:tc>
+      </w:tr>
+      <w:tr>
+        <w:tc>
+          <w:tcPr>
+            <w:tcW w:type="dxa" w:w="4320"/>
+            <w:shd w:fill="f0f4ff" w:val="clear"/>
+          </w:tcPr>
+          <w:p>
+            <w:r/>
+            <w:r>
+              <w:rPr>
+                <w:sz w:val="18"/>
+              </w:rPr>
+              <w:t>settings.json</w:t>
+            </w:r>
+          </w:p>
+        </w:tc>
+        <w:tc>
+          <w:tcPr>
+            <w:tcW w:type="dxa" w:w="4320"/>
+            <w:shd w:fill="f0f4ff" w:val="clear"/>
+          </w:tcPr>
+          <w:p>
+            <w:r/>
+            <w:r>
+              <w:rPr>
+                <w:sz w:val="18"/>
+              </w:rPr>
+              <w:t>Pre-configured with gateway URLs, project ID, region, model pins</w:t>
+            </w:r>
+          </w:p>
+        </w:tc>
+      </w:tr>
+      <w:tr>
+        <w:tc>
+          <w:tcPr>
+            <w:tcW w:type="dxa" w:w="4320"/>
+          </w:tcPr>
+          <w:p>
+            <w:r/>
+            <w:r>
+              <w:rPr>
+                <w:sz w:val="18"/>
+              </w:rPr>
+              <w:t>ADC credentials</w:t>
+            </w:r>
+          </w:p>
+        </w:tc>
+        <w:tc>
+          <w:tcPr>
+            <w:tcW w:type="dxa" w:w="4320"/>
+          </w:tcPr>
+          <w:p>
+            <w:r/>
+            <w:r>
+              <w:rPr>
+                <w:sz w:val="18"/>
+              </w:rPr>
+              <w:t>VM service account, auto-rotated by GCE metadata server</w:t>
+            </w:r>
+          </w:p>
+        </w:tc>
+      </w:tr>
+      <w:tr>
+        <w:tc>
+          <w:tcPr>
+            <w:tcW w:type="dxa" w:w="4320"/>
+            <w:shd w:fill="f0f4ff" w:val="clear"/>
+          </w:tcPr>
+          <w:p>
+            <w:r/>
+            <w:r>
+              <w:rPr>
+                <w:sz w:val="18"/>
+              </w:rPr>
+              <w:t>VS Code Server</w:t>
+            </w:r>
+          </w:p>
+        </w:tc>
+        <w:tc>
+          <w:tcPr>
+            <w:tcW w:type="dxa" w:w="4320"/>
+            <w:shd w:fill="f0f4ff" w:val="clear"/>
+          </w:tcPr>
+          <w:p>
+            <w:r/>
+            <w:r>
+              <w:rPr>
+                <w:sz w:val="18"/>
+              </w:rPr>
+              <w:t>Browser-based IDE (optional, controlled by install_vscode_server)</w:t>
+            </w:r>
+          </w:p>
+        </w:tc>
+      </w:tr>
+      <w:tr>
+        <w:tc>
+          <w:tcPr>
+            <w:tcW w:type="dxa" w:w="4320"/>
+          </w:tcPr>
+          <w:p>
+            <w:r/>
+            <w:r>
+              <w:rPr>
+                <w:sz w:val="18"/>
+              </w:rPr>
+              <w:t>Auto-shutdown</w:t>
+            </w:r>
+          </w:p>
+        </w:tc>
+        <w:tc>
+          <w:tcPr>
+            <w:tcW w:type="dxa" w:w="4320"/>
+          </w:tcPr>
+          <w:p>
+            <w:r/>
+            <w:r>
+              <w:rPr>
+                <w:sz w:val="18"/>
+              </w:rPr>
+              <w:t>Shuts down after N hours idle (default: 2) to save costs</w:t>
+            </w:r>
+          </w:p>
+        </w:tc>
+      </w:tr>
+    </w:tbl>
+    <w:p>
+      <w:r>
+        <w:br w:type="page"/>
+      </w:r>
+    </w:p>
+    <w:p>
+      <w:pPr>
+        <w:pStyle w:val="Heading1"/>
+      </w:pPr>
+      <w:r>
+        <w:t>13. Validation and Regression Testing</w:t>
+      </w:r>
+    </w:p>
+    <w:p>
+      <w:pPr>
+        <w:pStyle w:val="Heading2"/>
+      </w:pPr>
+      <w:r>
+        <w:t>13.1 Pre-Deploy Checks: pre-deploy-check.sh</w:t>
       </w:r>
     </w:p>
     <w:p>
@@ -8753,7 +9527,7 @@
         <w:pStyle w:val="Heading2"/>
       </w:pPr>
       <w:r>
-        <w:t>12.2 End-to-End Tests: e2e-test.sh</w:t>
+        <w:t>13.2 End-to-End Tests: e2e-test.sh</w:t>
       </w:r>
     </w:p>
     <w:p>
@@ -9361,7 +10135,7 @@
           <w:color w:val="333333"/>
           <w:sz w:val="18"/>
         </w:rPr>
-        <w:t xml:space="preserve">  |     |-- Grant roles/aiplatform.user + roles/logging.logWriter</w:t>
+        <w:t xml:space="preserve">  |     |-- Grant roles/aiplatform.user + logging.logWriter + iam.serviceAccountViewer</w:t>
       </w:r>
     </w:p>
     <w:p>
@@ -9436,7 +10210,7 @@
           <w:color w:val="333333"/>
           <w:sz w:val="18"/>
         </w:rPr>
-        <w:t xml:space="preserve">  |-- deploy-mcp-gateway.sh  (same shape, same three-way ingress)</w:t>
+        <w:t xml:space="preserve">  |-- deploy-mcp-gateway.sh  (same shape, + iam.serviceAccountViewer)</w:t>
       </w:r>
     </w:p>
     <w:p>
@@ -9589,6 +10363,51 @@
         <w:t xml:space="preserve">  +-- (optional) deploy-dev-vm.sh (recommended for VPC-internal; always last)</w:t>
       </w:r>
     </w:p>
+    <w:p>
+      <w:pPr>
+        <w:spacing w:before="0" w:after="0"/>
+        <w:ind w:left="850"/>
+        <w:jc w:val="left"/>
+      </w:pPr>
+      <w:r>
+        <w:rPr>
+          <w:rFonts w:ascii="Consolas" w:hAnsi="Consolas"/>
+          <w:color w:val="333333"/>
+          <w:sz w:val="18"/>
+        </w:rPr>
+        <w:t xml:space="preserve">        |-- Enable Private Google Access on subnet</w:t>
+      </w:r>
+    </w:p>
+    <w:p>
+      <w:pPr>
+        <w:spacing w:before="0" w:after="0"/>
+        <w:ind w:left="850"/>
+        <w:jc w:val="left"/>
+      </w:pPr>
+      <w:r>
+        <w:rPr>
+          <w:rFonts w:ascii="Consolas" w:hAnsi="Consolas"/>
+          <w:color w:val="333333"/>
+          <w:sz w:val="18"/>
+        </w:rPr>
+        <w:t xml:space="preserve">        |-- Grant VM SA roles/run.invoker on dashboard</w:t>
+      </w:r>
+    </w:p>
+    <w:p>
+      <w:pPr>
+        <w:spacing w:before="0" w:after="0"/>
+        <w:ind w:left="850"/>
+        <w:jc w:val="left"/>
+      </w:pPr>
+      <w:r>
+        <w:rPr>
+          <w:rFonts w:ascii="Consolas" w:hAnsi="Consolas"/>
+          <w:color w:val="333333"/>
+          <w:sz w:val="18"/>
+        </w:rPr>
+        <w:t xml:space="preserve">        +-- Create GCE VM (no public IP, IAP SSH, OS Login)</w:t>
+      </w:r>
+    </w:p>
     <w:p/>
     <w:p>
       <w:pPr>
@@ -9949,7 +10768,37 @@
           <w:color w:val="333333"/>
           <w:sz w:val="18"/>
         </w:rPr>
-        <w:t xml:space="preserve">  |-- --&gt; token_validation.py validates token, checks ALLOWED_PRINCIPALS</w:t>
+        <w:t xml:space="preserve">  |-- --&gt; token_validation.py classifies token (ya29.* = access, else JWT)</w:t>
+      </w:r>
+    </w:p>
+    <w:p>
+      <w:pPr>
+        <w:spacing w:before="0" w:after="0"/>
+        <w:ind w:left="850"/>
+        <w:jc w:val="left"/>
+      </w:pPr>
+      <w:r>
+        <w:rPr>
+          <w:rFonts w:ascii="Consolas" w:hAnsi="Consolas"/>
+          <w:color w:val="333333"/>
+          <w:sz w:val="18"/>
+        </w:rPr>
+        <w:t xml:space="preserve">  |       validates token, resolves email (IAM API fallback for GCE tokens)</w:t>
+      </w:r>
+    </w:p>
+    <w:p>
+      <w:pPr>
+        <w:spacing w:before="0" w:after="0"/>
+        <w:ind w:left="850"/>
+        <w:jc w:val="left"/>
+      </w:pPr>
+      <w:r>
+        <w:rPr>
+          <w:rFonts w:ascii="Consolas" w:hAnsi="Consolas"/>
+          <w:color w:val="333333"/>
+          <w:sz w:val="18"/>
+        </w:rPr>
+        <w:t xml:space="preserve">  |       checks ALLOWED_PRINCIPALS</w:t>
       </w:r>
     </w:p>
     <w:p>
